--- a/docs/DECISION_LOG.docx
+++ b/docs/DECISION_LOG.docx
@@ -531,7 +531,7 @@
           </w:tcPr>
           <w:p>
             <w:r>
-              <w:t>Strict TDD with pytest + Jest → 117 backend tests, 24 frontend tests</w:t>
+              <w:t>Strict TDD with pytest + Jest → 151 backend tests, 49 frontend tests</w:t>
             </w:r>
           </w:p>
         </w:tc>

--- a/docs/DECISION_LOG.docx
+++ b/docs/DECISION_LOG.docx
@@ -4,45 +4,39 @@
   <w:body>
     <w:p>
       <w:pPr>
-        <w:pStyle w:val="Title"/>
-        <w:jc w:val="center"/>
+        <w:pStyle w:val="Heading1"/>
       </w:pPr>
       <w:r>
         <w:t>EqualTales — Decision Log</w:t>
       </w:r>
     </w:p>
+    <w:p/>
     <w:p>
       <w:r>
-        <w:rPr>
-          <w:b/>
-        </w:rPr>
-        <w:t xml:space="preserve">Project: </w:t>
+        <w:t>Project: EqualTales</w:t>
       </w:r>
+    </w:p>
+    <w:p>
       <w:r>
-        <w:t>EqualTales</w:t>
+        <w:t>Team: Solo Builder</w:t>
       </w:r>
     </w:p>
     <w:p/>
     <w:p>
       <w:r>
-        <w:rPr>
-          <w:b/>
-        </w:rPr>
-        <w:t xml:space="preserve">Team: </w:t>
-      </w:r>
-      <w:r>
-        <w:t>Solo Builder</w:t>
+        <w:t>──────────────────────────────────────────────────</w:t>
       </w:r>
     </w:p>
     <w:p/>
     <w:p>
       <w:pPr>
-        <w:pStyle w:val="Heading1"/>
+        <w:pStyle w:val="Heading2"/>
       </w:pPr>
       <w:r>
         <w:t>Technical Decisions</w:t>
       </w:r>
     </w:p>
+    <w:p/>
     <w:tbl>
       <w:tblPr>
         <w:tblStyle w:val="TableGrid"/>
@@ -58,13 +52,9 @@
         <w:tc>
           <w:tcPr>
             <w:tcW w:type="dxa" w:w="2880"/>
-            <w:shd w:fill="D9EAD3"/>
           </w:tcPr>
           <w:p>
             <w:r>
-              <w:rPr>
-                <w:b/>
-              </w:rPr>
               <w:t>Category</w:t>
             </w:r>
           </w:p>
@@ -72,13 +62,9 @@
         <w:tc>
           <w:tcPr>
             <w:tcW w:type="dxa" w:w="2880"/>
-            <w:shd w:fill="D9EAD3"/>
           </w:tcPr>
           <w:p>
             <w:r>
-              <w:rPr>
-                <w:b/>
-              </w:rPr>
               <w:t>Decision → Why</w:t>
             </w:r>
           </w:p>
@@ -86,13 +72,9 @@
         <w:tc>
           <w:tcPr>
             <w:tcW w:type="dxa" w:w="2880"/>
-            <w:shd w:fill="D9EAD3"/>
           </w:tcPr>
           <w:p>
             <w:r>
-              <w:rPr>
-                <w:b/>
-              </w:rPr>
               <w:t>Tradeoff</w:t>
             </w:r>
           </w:p>
@@ -105,7 +87,7 @@
           </w:tcPr>
           <w:p>
             <w:r>
-              <w:t>Tech Stack</w:t>
+              <w:t>**Tech Stack**</w:t>
             </w:r>
           </w:p>
         </w:tc>
@@ -137,7 +119,7 @@
           </w:tcPr>
           <w:p>
             <w:r>
-              <w:t>Tech Stack</w:t>
+              <w:t>**Tech Stack**</w:t>
             </w:r>
           </w:p>
         </w:tc>
@@ -157,7 +139,7 @@
           </w:tcPr>
           <w:p>
             <w:r>
-              <w:t>No native async; but SSE works fine with Flask's stream_with_context</w:t>
+              <w:t>No native async; but SSE works fine with Flask's `stream_with_context`</w:t>
             </w:r>
           </w:p>
         </w:tc>
@@ -169,7 +151,7 @@
           </w:tcPr>
           <w:p>
             <w:r>
-              <w:t>Tech Stack</w:t>
+              <w:t>**Tech Stack**</w:t>
             </w:r>
           </w:p>
         </w:tc>
@@ -201,7 +183,7 @@
           </w:tcPr>
           <w:p>
             <w:r>
-              <w:t>Architecture</w:t>
+              <w:t>**Architecture**</w:t>
             </w:r>
           </w:p>
         </w:tc>
@@ -233,7 +215,7 @@
           </w:tcPr>
           <w:p>
             <w:r>
-              <w:t>Architecture</w:t>
+              <w:t>**Architecture**</w:t>
             </w:r>
           </w:p>
         </w:tc>
@@ -265,7 +247,7 @@
           </w:tcPr>
           <w:p>
             <w:r>
-              <w:t>Architecture</w:t>
+              <w:t>**Architecture**</w:t>
             </w:r>
           </w:p>
         </w:tc>
@@ -297,7 +279,7 @@
           </w:tcPr>
           <w:p>
             <w:r>
-              <w:t>AI Integration</w:t>
+              <w:t>**AI Integration**</w:t>
             </w:r>
           </w:p>
         </w:tc>
@@ -329,7 +311,7 @@
           </w:tcPr>
           <w:p>
             <w:r>
-              <w:t>AI Integration</w:t>
+              <w:t>**AI Integration**</w:t>
             </w:r>
           </w:p>
         </w:tc>
@@ -339,7 +321,7 @@
           </w:tcPr>
           <w:p>
             <w:r>
-              <w:t>Claude Opus 4.6 for story generation → Highest quality creative writing</w:t>
+              <w:t>Claude Sonnet 4.6 for story generation → Best balance of quality and speed (see detailed analysis below)</w:t>
             </w:r>
           </w:p>
         </w:tc>
@@ -349,7 +331,7 @@
           </w:tcPr>
           <w:p>
             <w:r>
-              <w:t>$15/M tokens (expensive); but story quality is core differentiator</w:t>
+              <w:t>~40-50s generation time; but story quality justifies the wait</w:t>
             </w:r>
           </w:p>
         </w:tc>
@@ -361,7 +343,7 @@
           </w:tcPr>
           <w:p>
             <w:r>
-              <w:t>AI Integration</w:t>
+              <w:t>**AI Integration**</w:t>
             </w:r>
           </w:p>
         </w:tc>
@@ -393,7 +375,7 @@
           </w:tcPr>
           <w:p>
             <w:r>
-              <w:t>AI Integration</w:t>
+              <w:t>**AI Integration**</w:t>
             </w:r>
           </w:p>
         </w:tc>
@@ -425,7 +407,7 @@
           </w:tcPr>
           <w:p>
             <w:r>
-              <w:t>Feature Scope</w:t>
+              <w:t>**Feature Scope**</w:t>
             </w:r>
           </w:p>
         </w:tc>
@@ -457,7 +439,7 @@
           </w:tcPr>
           <w:p>
             <w:r>
-              <w:t>Feature Scope</w:t>
+              <w:t>**Feature Scope**</w:t>
             </w:r>
           </w:p>
         </w:tc>
@@ -489,7 +471,7 @@
           </w:tcPr>
           <w:p>
             <w:r>
-              <w:t>Data</w:t>
+              <w:t>**Data**</w:t>
             </w:r>
           </w:p>
         </w:tc>
@@ -521,7 +503,7 @@
           </w:tcPr>
           <w:p>
             <w:r>
-              <w:t>Testing</w:t>
+              <w:t>**Testing**</w:t>
             </w:r>
           </w:p>
         </w:tc>
@@ -531,7 +513,7 @@
           </w:tcPr>
           <w:p>
             <w:r>
-              <w:t>Strict TDD with pytest + Jest → 151 backend tests, 49 frontend tests</w:t>
+              <w:t>Strict TDD with pytest + Jest → 117 backend tests, 24 frontend tests</w:t>
             </w:r>
           </w:p>
         </w:tc>
@@ -553,7 +535,7 @@
           </w:tcPr>
           <w:p>
             <w:r>
-              <w:t>Process</w:t>
+              <w:t>**Process**</w:t>
             </w:r>
           </w:p>
         </w:tc>
@@ -578,19 +560,90 @@
           </w:p>
         </w:tc>
       </w:tr>
+      <w:tr>
+        <w:tc>
+          <w:tcPr>
+            <w:tcW w:type="dxa" w:w="2880"/>
+          </w:tcPr>
+          <w:p>
+            <w:r>
+              <w:t>**Accessibility**</w:t>
+            </w:r>
+          </w:p>
+        </w:tc>
+        <w:tc>
+          <w:tcPr>
+            <w:tcW w:type="dxa" w:w="2880"/>
+          </w:tcPr>
+          <w:p>
+            <w:r>
+              <w:t>WCAG AA compliance → Color contrast 4.5:1+ for text, ARIA labels, keyboard navigation</w:t>
+            </w:r>
+          </w:p>
+        </w:tc>
+        <w:tc>
+          <w:tcPr>
+            <w:tcW w:type="dxa" w:w="2880"/>
+          </w:tcPr>
+          <w:p>
+            <w:r>
+              <w:t>Slightly darker colors than original design; but ensures usability for all users</w:t>
+            </w:r>
+          </w:p>
+        </w:tc>
+      </w:tr>
+      <w:tr>
+        <w:tc>
+          <w:tcPr>
+            <w:tcW w:type="dxa" w:w="2880"/>
+          </w:tcPr>
+          <w:p>
+            <w:r>
+              <w:t>**Accessibility**</w:t>
+            </w:r>
+          </w:p>
+        </w:tc>
+        <w:tc>
+          <w:tcPr>
+            <w:tcW w:type="dxa" w:w="2880"/>
+          </w:tcPr>
+          <w:p>
+            <w:r>
+              <w:t>Grade-8 reading level for UI text → Mothers with varying literacy can use the app</w:t>
+            </w:r>
+          </w:p>
+        </w:tc>
+        <w:tc>
+          <w:tcPr>
+            <w:tcW w:type="dxa" w:w="2880"/>
+          </w:tcPr>
+          <w:p>
+            <w:r>
+              <w:t>Simpler vocabulary; but appropriate for target audience</w:t>
+            </w:r>
+          </w:p>
+        </w:tc>
+      </w:tr>
     </w:tbl>
     <w:p/>
     <w:p>
+      <w:r>
+        <w:t>──────────────────────────────────────────────────</w:t>
+      </w:r>
+    </w:p>
+    <w:p/>
+    <w:p>
       <w:pPr>
-        <w:pStyle w:val="Heading1"/>
+        <w:pStyle w:val="Heading2"/>
       </w:pPr>
       <w:r>
         <w:t>Key Architectural Choices Explained</w:t>
       </w:r>
     </w:p>
+    <w:p/>
     <w:p>
       <w:pPr>
-        <w:pStyle w:val="Heading2"/>
+        <w:pStyle w:val="Heading3"/>
       </w:pPr>
       <w:r>
         <w:t>Why SSE Over WebSockets?</w:t>
@@ -601,32 +654,434 @@
         <w:t>SSE is simpler for one-way server-to-client streaming. We don't need bidirectional communication — the client sends one request and receives a stream of events. SSE also works through corporate firewalls that block WebSocket upgrades.</w:t>
       </w:r>
     </w:p>
+    <w:p/>
     <w:p>
       <w:pPr>
-        <w:pStyle w:val="Heading2"/>
+        <w:pStyle w:val="Heading3"/>
       </w:pPr>
       <w:r>
         <w:t>Why Separate Models for Different Tasks?</w:t>
       </w:r>
     </w:p>
     <w:p>
+      <w:pPr>
+        <w:pStyle w:val="ListBullet"/>
+      </w:pPr>
       <w:r>
-        <w:t>Opus 4.6 ($15/M tokens): Creative writing needs the best model. Stories are the core product.</w:t>
+        <w:t>**Sonnet 4.6** for story generation: Best balance of quality and speed for creative writing.</w:t>
       </w:r>
     </w:p>
     <w:p>
+      <w:pPr>
+        <w:pStyle w:val="ListBullet"/>
+      </w:pPr>
       <w:r>
-        <w:t>Sonnet 4.5 ($3/M tokens): Classification and QA are analytical, not creative. 5x cheaper.</w:t>
+        <w:t>**Sonnet 4.5** ($3/M tokens): Classification and QA are analytical, not creative. Cheaper and faster.</w:t>
       </w:r>
     </w:p>
+    <w:p/>
     <w:p>
       <w:r>
         <w:t>This hybrid approach keeps costs manageable while maintaining story quality.</w:t>
       </w:r>
     </w:p>
+    <w:p/>
     <w:p>
       <w:pPr>
-        <w:pStyle w:val="Heading2"/>
+        <w:pStyle w:val="Heading3"/>
+      </w:pPr>
+      <w:r>
+        <w:t>Story Generation Model Deliberation (March 2026)</w:t>
+      </w:r>
+    </w:p>
+    <w:p/>
+    <w:p>
+      <w:r>
+        <w:t>The Challenge: Story generation is the heart of EqualTales. We needed to balance:</w:t>
+      </w:r>
+    </w:p>
+    <w:p>
+      <w:pPr>
+        <w:pStyle w:val="ListNumber"/>
+      </w:pPr>
+      <w:r>
+        <w:t>**Story Quality** — Children's counter-stereotype narratives must be emotionally resonant</w:t>
+      </w:r>
+    </w:p>
+    <w:p>
+      <w:pPr>
+        <w:pStyle w:val="ListNumber"/>
+      </w:pPr>
+      <w:r>
+        <w:t>**Wait Time** — Users shouldn't wait too long; judges have limited demo time</w:t>
+      </w:r>
+    </w:p>
+    <w:p/>
+    <w:p>
+      <w:r>
+        <w:t>Models Tested:</w:t>
+      </w:r>
+    </w:p>
+    <w:p/>
+    <w:tbl>
+      <w:tblPr>
+        <w:tblStyle w:val="TableGrid"/>
+        <w:tblW w:type="auto" w:w="0"/>
+        <w:tblLook w:firstColumn="1" w:firstRow="1" w:lastColumn="0" w:lastRow="0" w:noHBand="0" w:noVBand="1" w:val="04A0"/>
+      </w:tblPr>
+      <w:tblGrid>
+        <w:gridCol w:w="2160"/>
+        <w:gridCol w:w="2160"/>
+        <w:gridCol w:w="2160"/>
+        <w:gridCol w:w="2160"/>
+      </w:tblGrid>
+      <w:tr>
+        <w:tc>
+          <w:tcPr>
+            <w:tcW w:type="dxa" w:w="2160"/>
+          </w:tcPr>
+          <w:p>
+            <w:r>
+              <w:t>Model</w:t>
+            </w:r>
+          </w:p>
+        </w:tc>
+        <w:tc>
+          <w:tcPr>
+            <w:tcW w:type="dxa" w:w="2160"/>
+          </w:tcPr>
+          <w:p>
+            <w:r>
+              <w:t>Generation Time</w:t>
+            </w:r>
+          </w:p>
+        </w:tc>
+        <w:tc>
+          <w:tcPr>
+            <w:tcW w:type="dxa" w:w="2160"/>
+          </w:tcPr>
+          <w:p>
+            <w:r>
+              <w:t>Story Quality</w:t>
+            </w:r>
+          </w:p>
+        </w:tc>
+        <w:tc>
+          <w:tcPr>
+            <w:tcW w:type="dxa" w:w="2160"/>
+          </w:tcPr>
+          <w:p>
+            <w:r>
+              <w:t>User Feedback</w:t>
+            </w:r>
+          </w:p>
+        </w:tc>
+      </w:tr>
+      <w:tr>
+        <w:tc>
+          <w:tcPr>
+            <w:tcW w:type="dxa" w:w="2160"/>
+          </w:tcPr>
+          <w:p>
+            <w:r>
+              <w:t>`claude-sonnet-4`</w:t>
+            </w:r>
+          </w:p>
+        </w:tc>
+        <w:tc>
+          <w:tcPr>
+            <w:tcW w:type="dxa" w:w="2160"/>
+          </w:tcPr>
+          <w:p>
+            <w:r>
+              <w:t>~15-20s</w:t>
+            </w:r>
+          </w:p>
+        </w:tc>
+        <w:tc>
+          <w:tcPr>
+            <w:tcW w:type="dxa" w:w="2160"/>
+          </w:tcPr>
+          <w:p>
+            <w:r>
+              <w:t>Good</w:t>
+            </w:r>
+          </w:p>
+        </w:tc>
+        <w:tc>
+          <w:tcPr>
+            <w:tcW w:type="dxa" w:w="2160"/>
+          </w:tcPr>
+          <w:p>
+            <w:r>
+              <w:t>"Stories feel a bit generic"</w:t>
+            </w:r>
+          </w:p>
+        </w:tc>
+      </w:tr>
+      <w:tr>
+        <w:tc>
+          <w:tcPr>
+            <w:tcW w:type="dxa" w:w="2160"/>
+          </w:tcPr>
+          <w:p>
+            <w:r>
+              <w:t>`claude-sonnet-4.5`</w:t>
+            </w:r>
+          </w:p>
+        </w:tc>
+        <w:tc>
+          <w:tcPr>
+            <w:tcW w:type="dxa" w:w="2160"/>
+          </w:tcPr>
+          <w:p>
+            <w:r>
+              <w:t>~20-25s</w:t>
+            </w:r>
+          </w:p>
+        </w:tc>
+        <w:tc>
+          <w:tcPr>
+            <w:tcW w:type="dxa" w:w="2160"/>
+          </w:tcPr>
+          <w:p>
+            <w:r>
+              <w:t>Better</w:t>
+            </w:r>
+          </w:p>
+        </w:tc>
+        <w:tc>
+          <w:tcPr>
+            <w:tcW w:type="dxa" w:w="2160"/>
+          </w:tcPr>
+          <w:p>
+            <w:r>
+              <w:t>"Improved but still missing depth"</w:t>
+            </w:r>
+          </w:p>
+        </w:tc>
+      </w:tr>
+      <w:tr>
+        <w:tc>
+          <w:tcPr>
+            <w:tcW w:type="dxa" w:w="2160"/>
+          </w:tcPr>
+          <w:p>
+            <w:r>
+              <w:t>`claude-sonnet-4.6`</w:t>
+            </w:r>
+          </w:p>
+        </w:tc>
+        <w:tc>
+          <w:tcPr>
+            <w:tcW w:type="dxa" w:w="2160"/>
+          </w:tcPr>
+          <w:p>
+            <w:r>
+              <w:t>~40-50s</w:t>
+            </w:r>
+          </w:p>
+        </w:tc>
+        <w:tc>
+          <w:tcPr>
+            <w:tcW w:type="dxa" w:w="2160"/>
+          </w:tcPr>
+          <w:p>
+            <w:r>
+              <w:t>Excellent</w:t>
+            </w:r>
+          </w:p>
+        </w:tc>
+        <w:tc>
+          <w:tcPr>
+            <w:tcW w:type="dxa" w:w="2160"/>
+          </w:tcPr>
+          <w:p>
+            <w:r>
+              <w:t>"Stories are engaging and meaningful"</w:t>
+            </w:r>
+          </w:p>
+        </w:tc>
+      </w:tr>
+      <w:tr>
+        <w:tc>
+          <w:tcPr>
+            <w:tcW w:type="dxa" w:w="2160"/>
+          </w:tcPr>
+          <w:p>
+            <w:r>
+              <w:t>`claude-opus-4.6`</w:t>
+            </w:r>
+          </w:p>
+        </w:tc>
+        <w:tc>
+          <w:tcPr>
+            <w:tcW w:type="dxa" w:w="2160"/>
+          </w:tcPr>
+          <w:p>
+            <w:r>
+              <w:t>~60-90s</w:t>
+            </w:r>
+          </w:p>
+        </w:tc>
+        <w:tc>
+          <w:tcPr>
+            <w:tcW w:type="dxa" w:w="2160"/>
+          </w:tcPr>
+          <w:p>
+            <w:r>
+              <w:t>Outstanding</w:t>
+            </w:r>
+          </w:p>
+        </w:tc>
+        <w:tc>
+          <w:tcPr>
+            <w:tcW w:type="dxa" w:w="2160"/>
+          </w:tcPr>
+          <w:p>
+            <w:r>
+              <w:t>"Amazing but wait is too long"</w:t>
+            </w:r>
+          </w:p>
+        </w:tc>
+      </w:tr>
+    </w:tbl>
+    <w:p/>
+    <w:p>
+      <w:r>
+        <w:t>Total Generation Time Breakdown (with Sonnet 4.6):</w:t>
+      </w:r>
+    </w:p>
+    <w:p>
+      <w:pPr>
+        <w:pStyle w:val="ListBullet"/>
+      </w:pPr>
+      <w:r>
+        <w:t>Classification: ~0s (precomputed for examples) or ~10-15s (custom input)</w:t>
+      </w:r>
+    </w:p>
+    <w:p>
+      <w:pPr>
+        <w:pStyle w:val="ListBullet"/>
+      </w:pPr>
+      <w:r>
+        <w:t>Story generation: ~40-50s</w:t>
+      </w:r>
+    </w:p>
+    <w:p>
+      <w:pPr>
+        <w:pStyle w:val="ListBullet"/>
+      </w:pPr>
+      <w:r>
+        <w:t>5 Illustrations (DALL-E 3): ~30-40s (parallel but rate-limited)</w:t>
+      </w:r>
+    </w:p>
+    <w:p>
+      <w:pPr>
+        <w:pStyle w:val="ListBullet"/>
+      </w:pPr>
+      <w:r>
+        <w:t>**Total: ~70-90s for examples, ~90-110s for custom text**</w:t>
+      </w:r>
+    </w:p>
+    <w:p/>
+    <w:p>
+      <w:r>
+        <w:t>Decision: Claude Sonnet 4.6</w:t>
+      </w:r>
+    </w:p>
+    <w:p/>
+    <w:p>
+      <w:r>
+        <w:t>We chose Sonnet 4.6 because:</w:t>
+      </w:r>
+    </w:p>
+    <w:p/>
+    <w:p>
+      <w:pPr>
+        <w:pStyle w:val="ListNumber"/>
+      </w:pPr>
+      <w:r>
+        <w:t>**Quality is non-negotiable**: EqualTales aims to reshape how children perceive gender. A mediocre story won't achieve this mission. The extra 20-30 seconds over Sonnet 4 is worth it.</w:t>
+      </w:r>
+    </w:p>
+    <w:p/>
+    <w:p>
+      <w:pPr>
+        <w:pStyle w:val="ListNumber"/>
+      </w:pPr>
+      <w:r>
+        <w:t>**Acceptable total time**: With precomputed classifications for the 10 example buttons and parallel illustration generation, most demos complete in under 90 seconds.</w:t>
+      </w:r>
+    </w:p>
+    <w:p/>
+    <w:p>
+      <w:pPr>
+        <w:pStyle w:val="ListNumber"/>
+      </w:pPr>
+      <w:r>
+        <w:t>**User testing feedback**: Early testers consistently preferred longer waits with better stories over faster, less engaging narratives.</w:t>
+      </w:r>
+    </w:p>
+    <w:p/>
+    <w:p>
+      <w:pPr>
+        <w:pStyle w:val="ListNumber"/>
+      </w:pPr>
+      <w:r>
+        <w:t>**Hackathon judges evaluate quality**: A compelling 80-second story beats a forgettable 40-second one.</w:t>
+      </w:r>
+    </w:p>
+    <w:p/>
+    <w:p>
+      <w:r>
+        <w:t>Mitigations for Wait Time:</w:t>
+      </w:r>
+    </w:p>
+    <w:p>
+      <w:pPr>
+        <w:pStyle w:val="ListBullet"/>
+      </w:pPr>
+      <w:r>
+        <w:t>Progress indicators with 5-step visual feedback</w:t>
+      </w:r>
+    </w:p>
+    <w:p>
+      <w:pPr>
+        <w:pStyle w:val="ListBullet"/>
+      </w:pPr>
+      <w:r>
+        <w:t>"Did you know?" educational tips rotating every 8 seconds</w:t>
+      </w:r>
+    </w:p>
+    <w:p>
+      <w:pPr>
+        <w:pStyle w:val="ListBullet"/>
+      </w:pPr>
+      <w:r>
+        <w:t>"Featuring [Woman's Name]" reveal card to build anticipation</w:t>
+      </w:r>
+    </w:p>
+    <w:p>
+      <w:pPr>
+        <w:pStyle w:val="ListBullet"/>
+      </w:pPr>
+      <w:r>
+        <w:t>Precomputed classifications for example buttons (saves ~25s)</w:t>
+      </w:r>
+    </w:p>
+    <w:p>
+      <w:pPr>
+        <w:pStyle w:val="ListBullet"/>
+      </w:pPr>
+      <w:r>
+        <w:t>QA runs in background after "story ready" (saves ~5-10s perceived time)</w:t>
+      </w:r>
+    </w:p>
+    <w:p/>
+    <w:p>
+      <w:pPr>
+        <w:pStyle w:val="Heading3"/>
       </w:pPr>
       <w:r>
         <w:t>Why No Database?</w:t>
@@ -640,14 +1095,22 @@
     <w:p/>
     <w:p>
       <w:r>
+        <w:t>──────────────────────────────────────────────────</w:t>
+      </w:r>
+    </w:p>
+    <w:p/>
+    <w:p>
+      <w:r>
         <w:t>Decision Log maintained throughout development (Feb 27 – Mar 7, 2026)</w:t>
       </w:r>
     </w:p>
+    <w:p/>
     <w:p>
       <w:r>
         <w:t>Built for #75HER Challenge | CreateHER Fest 2026</w:t>
       </w:r>
     </w:p>
+    <w:p/>
     <w:sectPr>
       <w:pgSz w:w="12240" w:h="15840"/>
       <w:pgMar w:top="1440" w:right="1800" w:bottom="1440" w:left="1800" w:header="720" w:footer="720" w:gutter="0"/>
@@ -1021,6 +1484,10 @@
     <w:name w:val="Normal"/>
     <w:qFormat/>
     <w:rsid w:val="00FC693F"/>
+    <w:rPr>
+      <w:rFonts w:ascii="Calibri" w:hAnsi="Calibri"/>
+      <w:sz w:val="22"/>
+    </w:rPr>
   </w:style>
   <w:style w:type="paragraph" w:styleId="Header">
     <w:name w:val="header"/>

--- a/docs/DECISION_LOG.docx
+++ b/docs/DECISION_LOG.docx
@@ -1094,6 +1094,548 @@
     </w:p>
     <w:p/>
     <w:p>
+      <w:pPr>
+        <w:pStyle w:val="Heading3"/>
+      </w:pPr>
+      <w:r>
+        <w:t>Why Vercel (Frontend) + Render (Backend)?</w:t>
+      </w:r>
+    </w:p>
+    <w:p/>
+    <w:p>
+      <w:r>
+        <w:t>The Challenge: We needed separate hosting for React frontend and Flask backend because:</w:t>
+      </w:r>
+    </w:p>
+    <w:p>
+      <w:pPr>
+        <w:pStyle w:val="ListNumber"/>
+      </w:pPr>
+      <w:r>
+        <w:t>Flask requires a Python runtime (not static hosting)</w:t>
+      </w:r>
+    </w:p>
+    <w:p>
+      <w:pPr>
+        <w:pStyle w:val="ListNumber"/>
+      </w:pPr>
+      <w:r>
+        <w:t>SSE streaming needs long-lived connections</w:t>
+      </w:r>
+    </w:p>
+    <w:p>
+      <w:pPr>
+        <w:pStyle w:val="ListNumber"/>
+      </w:pPr>
+      <w:r>
+        <w:t>Free tier must support hackathon demo traffic</w:t>
+      </w:r>
+    </w:p>
+    <w:p/>
+    <w:p>
+      <w:r>
+        <w:t>Options Considered:</w:t>
+      </w:r>
+    </w:p>
+    <w:p/>
+    <w:tbl>
+      <w:tblPr>
+        <w:tblStyle w:val="TableGrid"/>
+        <w:tblW w:type="auto" w:w="0"/>
+        <w:tblLook w:firstColumn="1" w:firstRow="1" w:lastColumn="0" w:lastRow="0" w:noHBand="0" w:noVBand="1" w:val="04A0"/>
+      </w:tblPr>
+      <w:tblGrid>
+        <w:gridCol w:w="1728"/>
+        <w:gridCol w:w="1728"/>
+        <w:gridCol w:w="1728"/>
+        <w:gridCol w:w="1728"/>
+        <w:gridCol w:w="1728"/>
+      </w:tblGrid>
+      <w:tr>
+        <w:tc>
+          <w:tcPr>
+            <w:tcW w:type="dxa" w:w="1728"/>
+          </w:tcPr>
+          <w:p>
+            <w:r>
+              <w:t>Platform</w:t>
+            </w:r>
+          </w:p>
+        </w:tc>
+        <w:tc>
+          <w:tcPr>
+            <w:tcW w:type="dxa" w:w="1728"/>
+          </w:tcPr>
+          <w:p>
+            <w:r>
+              <w:t>Frontend</w:t>
+            </w:r>
+          </w:p>
+        </w:tc>
+        <w:tc>
+          <w:tcPr>
+            <w:tcW w:type="dxa" w:w="1728"/>
+          </w:tcPr>
+          <w:p>
+            <w:r>
+              <w:t>Backend</w:t>
+            </w:r>
+          </w:p>
+        </w:tc>
+        <w:tc>
+          <w:tcPr>
+            <w:tcW w:type="dxa" w:w="1728"/>
+          </w:tcPr>
+          <w:p>
+            <w:r>
+              <w:t>SSE Support</w:t>
+            </w:r>
+          </w:p>
+        </w:tc>
+        <w:tc>
+          <w:tcPr>
+            <w:tcW w:type="dxa" w:w="1728"/>
+          </w:tcPr>
+          <w:p>
+            <w:r>
+              <w:t>Free Tier</w:t>
+            </w:r>
+          </w:p>
+        </w:tc>
+      </w:tr>
+      <w:tr>
+        <w:tc>
+          <w:tcPr>
+            <w:tcW w:type="dxa" w:w="1728"/>
+          </w:tcPr>
+          <w:p>
+            <w:r>
+              <w:t>Vercel</w:t>
+            </w:r>
+          </w:p>
+        </w:tc>
+        <w:tc>
+          <w:tcPr>
+            <w:tcW w:type="dxa" w:w="1728"/>
+          </w:tcPr>
+          <w:p>
+            <w:r>
+              <w:t>Excellent</w:t>
+            </w:r>
+          </w:p>
+        </w:tc>
+        <w:tc>
+          <w:tcPr>
+            <w:tcW w:type="dxa" w:w="1728"/>
+          </w:tcPr>
+          <w:p>
+            <w:r>
+              <w:t>Limited (serverless timeout)</w:t>
+            </w:r>
+          </w:p>
+        </w:tc>
+        <w:tc>
+          <w:tcPr>
+            <w:tcW w:type="dxa" w:w="1728"/>
+          </w:tcPr>
+          <w:p>
+            <w:r>
+              <w:t>Poor</w:t>
+            </w:r>
+          </w:p>
+        </w:tc>
+        <w:tc>
+          <w:tcPr>
+            <w:tcW w:type="dxa" w:w="1728"/>
+          </w:tcPr>
+          <w:p>
+            <w:r>
+              <w:t>Generous</w:t>
+            </w:r>
+          </w:p>
+        </w:tc>
+      </w:tr>
+      <w:tr>
+        <w:tc>
+          <w:tcPr>
+            <w:tcW w:type="dxa" w:w="1728"/>
+          </w:tcPr>
+          <w:p>
+            <w:r>
+              <w:t>Render</w:t>
+            </w:r>
+          </w:p>
+        </w:tc>
+        <w:tc>
+          <w:tcPr>
+            <w:tcW w:type="dxa" w:w="1728"/>
+          </w:tcPr>
+          <w:p>
+            <w:r>
+              <w:t>Good</w:t>
+            </w:r>
+          </w:p>
+        </w:tc>
+        <w:tc>
+          <w:tcPr>
+            <w:tcW w:type="dxa" w:w="1728"/>
+          </w:tcPr>
+          <w:p>
+            <w:r>
+              <w:t>Excellent (persistent)</w:t>
+            </w:r>
+          </w:p>
+        </w:tc>
+        <w:tc>
+          <w:tcPr>
+            <w:tcW w:type="dxa" w:w="1728"/>
+          </w:tcPr>
+          <w:p>
+            <w:r>
+              <w:t>Excellent</w:t>
+            </w:r>
+          </w:p>
+        </w:tc>
+        <w:tc>
+          <w:tcPr>
+            <w:tcW w:type="dxa" w:w="1728"/>
+          </w:tcPr>
+          <w:p>
+            <w:r>
+              <w:t>Good</w:t>
+            </w:r>
+          </w:p>
+        </w:tc>
+      </w:tr>
+      <w:tr>
+        <w:tc>
+          <w:tcPr>
+            <w:tcW w:type="dxa" w:w="1728"/>
+          </w:tcPr>
+          <w:p>
+            <w:r>
+              <w:t>Railway</w:t>
+            </w:r>
+          </w:p>
+        </w:tc>
+        <w:tc>
+          <w:tcPr>
+            <w:tcW w:type="dxa" w:w="1728"/>
+          </w:tcPr>
+          <w:p>
+            <w:r>
+              <w:t>Good</w:t>
+            </w:r>
+          </w:p>
+        </w:tc>
+        <w:tc>
+          <w:tcPr>
+            <w:tcW w:type="dxa" w:w="1728"/>
+          </w:tcPr>
+          <w:p>
+            <w:r>
+              <w:t>Good</w:t>
+            </w:r>
+          </w:p>
+        </w:tc>
+        <w:tc>
+          <w:tcPr>
+            <w:tcW w:type="dxa" w:w="1728"/>
+          </w:tcPr>
+          <w:p>
+            <w:r>
+              <w:t>Good</w:t>
+            </w:r>
+          </w:p>
+        </w:tc>
+        <w:tc>
+          <w:tcPr>
+            <w:tcW w:type="dxa" w:w="1728"/>
+          </w:tcPr>
+          <w:p>
+            <w:r>
+              <w:t>Limited free</w:t>
+            </w:r>
+          </w:p>
+        </w:tc>
+      </w:tr>
+      <w:tr>
+        <w:tc>
+          <w:tcPr>
+            <w:tcW w:type="dxa" w:w="1728"/>
+          </w:tcPr>
+          <w:p>
+            <w:r>
+              <w:t>Heroku</w:t>
+            </w:r>
+          </w:p>
+        </w:tc>
+        <w:tc>
+          <w:tcPr>
+            <w:tcW w:type="dxa" w:w="1728"/>
+          </w:tcPr>
+          <w:p>
+            <w:r>
+              <w:t>Good</w:t>
+            </w:r>
+          </w:p>
+        </w:tc>
+        <w:tc>
+          <w:tcPr>
+            <w:tcW w:type="dxa" w:w="1728"/>
+          </w:tcPr>
+          <w:p>
+            <w:r>
+              <w:t>Good</w:t>
+            </w:r>
+          </w:p>
+        </w:tc>
+        <w:tc>
+          <w:tcPr>
+            <w:tcW w:type="dxa" w:w="1728"/>
+          </w:tcPr>
+          <w:p>
+            <w:r>
+              <w:t>Good</w:t>
+            </w:r>
+          </w:p>
+        </w:tc>
+        <w:tc>
+          <w:tcPr>
+            <w:tcW w:type="dxa" w:w="1728"/>
+          </w:tcPr>
+          <w:p>
+            <w:r>
+              <w:t>No free tier</w:t>
+            </w:r>
+          </w:p>
+        </w:tc>
+      </w:tr>
+      <w:tr>
+        <w:tc>
+          <w:tcPr>
+            <w:tcW w:type="dxa" w:w="1728"/>
+          </w:tcPr>
+          <w:p>
+            <w:r>
+              <w:t>Netlify</w:t>
+            </w:r>
+          </w:p>
+        </w:tc>
+        <w:tc>
+          <w:tcPr>
+            <w:tcW w:type="dxa" w:w="1728"/>
+          </w:tcPr>
+          <w:p>
+            <w:r>
+              <w:t>Excellent</w:t>
+            </w:r>
+          </w:p>
+        </w:tc>
+        <w:tc>
+          <w:tcPr>
+            <w:tcW w:type="dxa" w:w="1728"/>
+          </w:tcPr>
+          <w:p>
+            <w:r>
+              <w:t>Limited (functions)</w:t>
+            </w:r>
+          </w:p>
+        </w:tc>
+        <w:tc>
+          <w:tcPr>
+            <w:tcW w:type="dxa" w:w="1728"/>
+          </w:tcPr>
+          <w:p>
+            <w:r>
+              <w:t>Poor</w:t>
+            </w:r>
+          </w:p>
+        </w:tc>
+        <w:tc>
+          <w:tcPr>
+            <w:tcW w:type="dxa" w:w="1728"/>
+          </w:tcPr>
+          <w:p>
+            <w:r>
+              <w:t>Generous</w:t>
+            </w:r>
+          </w:p>
+        </w:tc>
+      </w:tr>
+    </w:tbl>
+    <w:p/>
+    <w:p>
+      <w:r>
+        <w:t>Decision: Vercel for Frontend + Render for Backend</w:t>
+      </w:r>
+    </w:p>
+    <w:p/>
+    <w:p>
+      <w:pPr>
+        <w:pStyle w:val="ListNumber"/>
+      </w:pPr>
+      <w:r>
+        <w:t>**Vercel for React frontend:**</w:t>
+      </w:r>
+    </w:p>
+    <w:p>
+      <w:pPr>
+        <w:pStyle w:val="ListBullet"/>
+      </w:pPr>
+      <w:r>
+        <w:t>Instant deploys from GitHub</w:t>
+      </w:r>
+    </w:p>
+    <w:p>
+      <w:pPr>
+        <w:pStyle w:val="ListBullet"/>
+      </w:pPr>
+      <w:r>
+        <w:t>Global CDN for fast loading</w:t>
+      </w:r>
+    </w:p>
+    <w:p>
+      <w:pPr>
+        <w:pStyle w:val="ListBullet"/>
+      </w:pPr>
+      <w:r>
+        <w:t>Automatic HTTPS</w:t>
+      </w:r>
+    </w:p>
+    <w:p>
+      <w:pPr>
+        <w:pStyle w:val="ListBullet"/>
+      </w:pPr>
+      <w:r>
+        <w:t>Generous free tier (100GB bandwidth)</w:t>
+      </w:r>
+    </w:p>
+    <w:p>
+      <w:pPr>
+        <w:pStyle w:val="ListBullet"/>
+      </w:pPr>
+      <w:r>
+        <w:t>Perfect for static/SPA apps</w:t>
+      </w:r>
+    </w:p>
+    <w:p/>
+    <w:p>
+      <w:pPr>
+        <w:pStyle w:val="ListNumber"/>
+      </w:pPr>
+      <w:r>
+        <w:t>**Render for Flask backend:**</w:t>
+      </w:r>
+    </w:p>
+    <w:p>
+      <w:pPr>
+        <w:pStyle w:val="ListBullet"/>
+      </w:pPr>
+      <w:r>
+        <w:t>Native Python support with persistent processes</w:t>
+      </w:r>
+    </w:p>
+    <w:p>
+      <w:pPr>
+        <w:pStyle w:val="ListBullet"/>
+      </w:pPr>
+      <w:r>
+        <w:t>SSE streaming works without timeout issues</w:t>
+      </w:r>
+    </w:p>
+    <w:p>
+      <w:pPr>
+        <w:pStyle w:val="ListBullet"/>
+      </w:pPr>
+      <w:r>
+        <w:t>Free tier includes 750 hours/month</w:t>
+      </w:r>
+    </w:p>
+    <w:p>
+      <w:pPr>
+        <w:pStyle w:val="ListBullet"/>
+      </w:pPr>
+      <w:r>
+        <w:t>Auto-deploy from GitHub</w:t>
+      </w:r>
+    </w:p>
+    <w:p>
+      <w:pPr>
+        <w:pStyle w:val="ListBullet"/>
+      </w:pPr>
+      <w:r>
+        <w:t>Environment variables for API keys</w:t>
+      </w:r>
+    </w:p>
+    <w:p/>
+    <w:p>
+      <w:pPr>
+        <w:pStyle w:val="ListNumber"/>
+      </w:pPr>
+      <w:r>
+        <w:t>**Why not single platform?**</w:t>
+      </w:r>
+    </w:p>
+    <w:p>
+      <w:pPr>
+        <w:pStyle w:val="ListBullet"/>
+      </w:pPr>
+      <w:r>
+        <w:t>Vercel's serverless functions timeout at 10s (free) / 60s (pro) — our generation takes 75-90s</w:t>
+      </w:r>
+    </w:p>
+    <w:p>
+      <w:pPr>
+        <w:pStyle w:val="ListBullet"/>
+      </w:pPr>
+      <w:r>
+        <w:t>Render's static hosting is less optimized than Vercel's CDN</w:t>
+      </w:r>
+    </w:p>
+    <w:p>
+      <w:pPr>
+        <w:pStyle w:val="ListBullet"/>
+      </w:pPr>
+      <w:r>
+        <w:t>Split architecture matches our local dev setup (ports 3000 + 5001)</w:t>
+      </w:r>
+    </w:p>
+    <w:p/>
+    <w:p>
+      <w:pPr>
+        <w:pStyle w:val="ListNumber"/>
+      </w:pPr>
+      <w:r>
+        <w:t>**CORS Configuration:**</w:t>
+      </w:r>
+    </w:p>
+    <w:p>
+      <w:pPr>
+        <w:pStyle w:val="ListBullet"/>
+      </w:pPr>
+      <w:r>
+        <w:t>Backend allows `https://equaltales.vercel.app` origin</w:t>
+      </w:r>
+    </w:p>
+    <w:p>
+      <w:pPr>
+        <w:pStyle w:val="ListBullet"/>
+      </w:pPr>
+      <w:r>
+        <w:t>Credentials included for SSE streaming</w:t>
+      </w:r>
+    </w:p>
+    <w:p>
+      <w:pPr>
+        <w:pStyle w:val="ListBullet"/>
+      </w:pPr>
+      <w:r>
+        <w:t>Preflight caching for performance</w:t>
+      </w:r>
+    </w:p>
+    <w:p/>
+    <w:p>
       <w:r>
         <w:t>──────────────────────────────────────────────────</w:t>
       </w:r>

--- a/docs/DECISION_LOG.docx
+++ b/docs/DECISION_LOG.docx
@@ -10,24 +10,47 @@
         <w:t>EqualTales — Decision Log</w:t>
       </w:r>
     </w:p>
-    <w:p/>
     <w:p>
       <w:r>
-        <w:t>Project: EqualTales</w:t>
+        <w:rPr>
+          <w:b/>
+        </w:rPr>
+        <w:t>Project:</w:t>
+      </w:r>
+      <w:r>
+        <w:t xml:space="preserve"> EqualTales</w:t>
       </w:r>
     </w:p>
     <w:p>
       <w:r>
-        <w:t>Team: Solo Builder</w:t>
+        <w:rPr>
+          <w:b/>
+        </w:rPr>
+        <w:t>Team:</w:t>
+      </w:r>
+      <w:r>
+        <w:t xml:space="preserve"> Solo Builder</w:t>
       </w:r>
     </w:p>
-    <w:p/>
     <w:p>
       <w:r>
-        <w:t>──────────────────────────────────────────────────</w:t>
+        <w:rPr>
+          <w:b/>
+        </w:rPr>
+        <w:t>Timeline:</w:t>
+      </w:r>
+      <w:r>
+        <w:t xml:space="preserve"> Feb 27 – Mar 7, 2026 (8 days)</w:t>
       </w:r>
     </w:p>
-    <w:p/>
+    <w:p>
+      <w:r>
+        <w:rPr>
+          <w:color w:val="C8C8C8"/>
+        </w:rPr>
+        <w:t>────────────────────────────────────────────────────────────</w:t>
+      </w:r>
+    </w:p>
     <w:p>
       <w:pPr>
         <w:pStyle w:val="Heading2"/>
@@ -36,697 +59,11 @@
         <w:t>Technical Decisions</w:t>
       </w:r>
     </w:p>
-    <w:p/>
     <w:tbl>
       <w:tblPr>
         <w:tblStyle w:val="TableGrid"/>
         <w:tblW w:type="auto" w:w="0"/>
-        <w:tblLook w:firstColumn="1" w:firstRow="1" w:lastColumn="0" w:lastRow="0" w:noHBand="0" w:noVBand="1" w:val="04A0"/>
-      </w:tblPr>
-      <w:tblGrid>
-        <w:gridCol w:w="2880"/>
-        <w:gridCol w:w="2880"/>
-        <w:gridCol w:w="2880"/>
-      </w:tblGrid>
-      <w:tr>
-        <w:tc>
-          <w:tcPr>
-            <w:tcW w:type="dxa" w:w="2880"/>
-          </w:tcPr>
-          <w:p>
-            <w:r>
-              <w:t>Category</w:t>
-            </w:r>
-          </w:p>
-        </w:tc>
-        <w:tc>
-          <w:tcPr>
-            <w:tcW w:type="dxa" w:w="2880"/>
-          </w:tcPr>
-          <w:p>
-            <w:r>
-              <w:t>Decision → Why</w:t>
-            </w:r>
-          </w:p>
-        </w:tc>
-        <w:tc>
-          <w:tcPr>
-            <w:tcW w:type="dxa" w:w="2880"/>
-          </w:tcPr>
-          <w:p>
-            <w:r>
-              <w:t>Tradeoff</w:t>
-            </w:r>
-          </w:p>
-        </w:tc>
-      </w:tr>
-      <w:tr>
-        <w:tc>
-          <w:tcPr>
-            <w:tcW w:type="dxa" w:w="2880"/>
-          </w:tcPr>
-          <w:p>
-            <w:r>
-              <w:t>**Tech Stack**</w:t>
-            </w:r>
-          </w:p>
-        </w:tc>
-        <w:tc>
-          <w:tcPr>
-            <w:tcW w:type="dxa" w:w="2880"/>
-          </w:tcPr>
-          <w:p>
-            <w:r>
-              <w:t>React 18 with Create React App → Fastest setup for hackathon, familiar tooling, built-in Jest testing</w:t>
-            </w:r>
-          </w:p>
-        </w:tc>
-        <w:tc>
-          <w:tcPr>
-            <w:tcW w:type="dxa" w:w="2880"/>
-          </w:tcPr>
-          <w:p>
-            <w:r>
-              <w:t>Slower builds than Vite; larger bundle size; but setup time saved was critical for 8-day timeline</w:t>
-            </w:r>
-          </w:p>
-        </w:tc>
-      </w:tr>
-      <w:tr>
-        <w:tc>
-          <w:tcPr>
-            <w:tcW w:type="dxa" w:w="2880"/>
-          </w:tcPr>
-          <w:p>
-            <w:r>
-              <w:t>**Tech Stack**</w:t>
-            </w:r>
-          </w:p>
-        </w:tc>
-        <w:tc>
-          <w:tcPr>
-            <w:tcW w:type="dxa" w:w="2880"/>
-          </w:tcPr>
-          <w:p>
-            <w:r>
-              <w:t>Flask over FastAPI → Simpler synchronous code for rapid prototyping; easier debugging</w:t>
-            </w:r>
-          </w:p>
-        </w:tc>
-        <w:tc>
-          <w:tcPr>
-            <w:tcW w:type="dxa" w:w="2880"/>
-          </w:tcPr>
-          <w:p>
-            <w:r>
-              <w:t>No native async; but SSE works fine with Flask's `stream_with_context`</w:t>
-            </w:r>
-          </w:p>
-        </w:tc>
-      </w:tr>
-      <w:tr>
-        <w:tc>
-          <w:tcPr>
-            <w:tcW w:type="dxa" w:w="2880"/>
-          </w:tcPr>
-          <w:p>
-            <w:r>
-              <w:t>**Tech Stack**</w:t>
-            </w:r>
-          </w:p>
-        </w:tc>
-        <w:tc>
-          <w:tcPr>
-            <w:tcW w:type="dxa" w:w="2880"/>
-          </w:tcPr>
-          <w:p>
-            <w:r>
-              <w:t>Python 3.10+ → Required for FastMCP library compatibility</w:t>
-            </w:r>
-          </w:p>
-        </w:tc>
-        <w:tc>
-          <w:tcPr>
-            <w:tcW w:type="dxa" w:w="2880"/>
-          </w:tcPr>
-          <w:p>
-            <w:r>
-              <w:t>Limits deployment options slightly; but FastMCP is essential for Goose integration</w:t>
-            </w:r>
-          </w:p>
-        </w:tc>
-      </w:tr>
-      <w:tr>
-        <w:tc>
-          <w:tcPr>
-            <w:tcW w:type="dxa" w:w="2880"/>
-          </w:tcPr>
-          <w:p>
-            <w:r>
-              <w:t>**Architecture**</w:t>
-            </w:r>
-          </w:p>
-        </w:tc>
-        <w:tc>
-          <w:tcPr>
-            <w:tcW w:type="dxa" w:w="2880"/>
-          </w:tcPr>
-          <w:p>
-            <w:r>
-              <w:t>Server-Sent Events (SSE) for streaming → Real-time progress updates; progressive text display</w:t>
-            </w:r>
-          </w:p>
-        </w:tc>
-        <w:tc>
-          <w:tcPr>
-            <w:tcW w:type="dxa" w:w="2880"/>
-          </w:tcPr>
-          <w:p>
-            <w:r>
-              <w:t>More complex than polling; but critical for 90-second generation UX</w:t>
-            </w:r>
-          </w:p>
-        </w:tc>
-      </w:tr>
-      <w:tr>
-        <w:tc>
-          <w:tcPr>
-            <w:tcW w:type="dxa" w:w="2880"/>
-          </w:tcPr>
-          <w:p>
-            <w:r>
-              <w:t>**Architecture**</w:t>
-            </w:r>
-          </w:p>
-        </w:tc>
-        <w:tc>
-          <w:tcPr>
-            <w:tcW w:type="dxa" w:w="2880"/>
-          </w:tcPr>
-          <w:p>
-            <w:r>
-              <w:t>Port 5001 instead of 5000 → macOS AirPlay Receiver uses port 5000 by default</w:t>
-            </w:r>
-          </w:p>
-        </w:tc>
-        <w:tc>
-          <w:tcPr>
-            <w:tcW w:type="dxa" w:w="2880"/>
-          </w:tcPr>
-          <w:p>
-            <w:r>
-              <w:t>Non-standard port; but avoids "address already in use" errors for Mac developers</w:t>
-            </w:r>
-          </w:p>
-        </w:tc>
-      </w:tr>
-      <w:tr>
-        <w:tc>
-          <w:tcPr>
-            <w:tcW w:type="dxa" w:w="2880"/>
-          </w:tcPr>
-          <w:p>
-            <w:r>
-              <w:t>**Architecture**</w:t>
-            </w:r>
-          </w:p>
-        </w:tc>
-        <w:tc>
-          <w:tcPr>
-            <w:tcW w:type="dxa" w:w="2880"/>
-          </w:tcPr>
-          <w:p>
-            <w:r>
-              <w:t>Parallel illustration generation with ThreadPoolExecutor → 5 DALL-E calls run simultaneously</w:t>
-            </w:r>
-          </w:p>
-        </w:tc>
-        <w:tc>
-          <w:tcPr>
-            <w:tcW w:type="dxa" w:w="2880"/>
-          </w:tcPr>
-          <w:p>
-            <w:r>
-              <w:t>Higher momentary API load; but reduces total generation time by ~60 seconds</w:t>
-            </w:r>
-          </w:p>
-        </w:tc>
-      </w:tr>
-      <w:tr>
-        <w:tc>
-          <w:tcPr>
-            <w:tcW w:type="dxa" w:w="2880"/>
-          </w:tcPr>
-          <w:p>
-            <w:r>
-              <w:t>**AI Integration**</w:t>
-            </w:r>
-          </w:p>
-        </w:tc>
-        <w:tc>
-          <w:tcPr>
-            <w:tcW w:type="dxa" w:w="2880"/>
-          </w:tcPr>
-          <w:p>
-            <w:r>
-              <w:t>OpenRouter for Claude API → $80 sponsored hackathon credits; unified API for multiple models</w:t>
-            </w:r>
-          </w:p>
-        </w:tc>
-        <w:tc>
-          <w:tcPr>
-            <w:tcW w:type="dxa" w:w="2880"/>
-          </w:tcPr>
-          <w:p>
-            <w:r>
-              <w:t>Additional latency (~100ms); but essential for budget management</w:t>
-            </w:r>
-          </w:p>
-        </w:tc>
-      </w:tr>
-      <w:tr>
-        <w:tc>
-          <w:tcPr>
-            <w:tcW w:type="dxa" w:w="2880"/>
-          </w:tcPr>
-          <w:p>
-            <w:r>
-              <w:t>**AI Integration**</w:t>
-            </w:r>
-          </w:p>
-        </w:tc>
-        <w:tc>
-          <w:tcPr>
-            <w:tcW w:type="dxa" w:w="2880"/>
-          </w:tcPr>
-          <w:p>
-            <w:r>
-              <w:t>Claude Sonnet 4.6 for story generation → Best balance of quality and speed (see detailed analysis below)</w:t>
-            </w:r>
-          </w:p>
-        </w:tc>
-        <w:tc>
-          <w:tcPr>
-            <w:tcW w:type="dxa" w:w="2880"/>
-          </w:tcPr>
-          <w:p>
-            <w:r>
-              <w:t>~40-50s generation time; but story quality justifies the wait</w:t>
-            </w:r>
-          </w:p>
-        </w:tc>
-      </w:tr>
-      <w:tr>
-        <w:tc>
-          <w:tcPr>
-            <w:tcW w:type="dxa" w:w="2880"/>
-          </w:tcPr>
-          <w:p>
-            <w:r>
-              <w:t>**AI Integration**</w:t>
-            </w:r>
-          </w:p>
-        </w:tc>
-        <w:tc>
-          <w:tcPr>
-            <w:tcW w:type="dxa" w:w="2880"/>
-          </w:tcPr>
-          <w:p>
-            <w:r>
-              <w:t>Claude Sonnet 4.5 for classification + QA → Faster and cheaper for analytical tasks</w:t>
-            </w:r>
-          </w:p>
-        </w:tc>
-        <w:tc>
-          <w:tcPr>
-            <w:tcW w:type="dxa" w:w="2880"/>
-          </w:tcPr>
-          <w:p>
-            <w:r>
-              <w:t>Lower creativity; but classification/QA don't need creative writing ability</w:t>
-            </w:r>
-          </w:p>
-        </w:tc>
-      </w:tr>
-      <w:tr>
-        <w:tc>
-          <w:tcPr>
-            <w:tcW w:type="dxa" w:w="2880"/>
-          </w:tcPr>
-          <w:p>
-            <w:r>
-              <w:t>**AI Integration**</w:t>
-            </w:r>
-          </w:p>
-        </w:tc>
-        <w:tc>
-          <w:tcPr>
-            <w:tcW w:type="dxa" w:w="2880"/>
-          </w:tcPr>
-          <w:p>
-            <w:r>
-              <w:t>DALL-E 3 over Midjourney/SD → Best children's book illustration quality; consistent style</w:t>
-            </w:r>
-          </w:p>
-        </w:tc>
-        <w:tc>
-          <w:tcPr>
-            <w:tcW w:type="dxa" w:w="2880"/>
-          </w:tcPr>
-          <w:p>
-            <w:r>
-              <w:t>$0.04-0.08/image (expensive); but illustration quality critical for judges</w:t>
-            </w:r>
-          </w:p>
-        </w:tc>
-      </w:tr>
-      <w:tr>
-        <w:tc>
-          <w:tcPr>
-            <w:tcW w:type="dxa" w:w="2880"/>
-          </w:tcPr>
-          <w:p>
-            <w:r>
-              <w:t>**Feature Scope**</w:t>
-            </w:r>
-          </w:p>
-        </w:tc>
-        <w:tc>
-          <w:tcPr>
-            <w:tcW w:type="dxa" w:w="2880"/>
-          </w:tcPr>
-          <w:p>
-            <w:r>
-              <w:t>5-page narrative arc (Belief→Question→Discovery→Inspiration→New Belief) → Proven storytelling structure</w:t>
-            </w:r>
-          </w:p>
-        </w:tc>
-        <w:tc>
-          <w:tcPr>
-            <w:tcW w:type="dxa" w:w="2880"/>
-          </w:tcPr>
-          <w:p>
-            <w:r>
-              <w:t>Less flexibility for edge cases; but ensures consistent emotional journey</w:t>
-            </w:r>
-          </w:p>
-        </w:tc>
-      </w:tr>
-      <w:tr>
-        <w:tc>
-          <w:tcPr>
-            <w:tcW w:type="dxa" w:w="2880"/>
-          </w:tcPr>
-          <w:p>
-            <w:r>
-              <w:t>**Feature Scope**</w:t>
-            </w:r>
-          </w:p>
-        </w:tc>
-        <w:tc>
-          <w:tcPr>
-            <w:tcW w:type="dxa" w:w="2880"/>
-          </w:tcPr>
-          <w:p>
-            <w:r>
-              <w:t>50-woman curated knowledge base → Quality over quantity; verified historical accuracy</w:t>
-            </w:r>
-          </w:p>
-        </w:tc>
-        <w:tc>
-          <w:tcPr>
-            <w:tcW w:type="dxa" w:w="2880"/>
-          </w:tcPr>
-          <w:p>
-            <w:r>
-              <w:t>Limited coverage; but ensures every woman's story is accurate and age-appropriate</w:t>
-            </w:r>
-          </w:p>
-        </w:tc>
-      </w:tr>
-      <w:tr>
-        <w:tc>
-          <w:tcPr>
-            <w:tcW w:type="dxa" w:w="2880"/>
-          </w:tcPr>
-          <w:p>
-            <w:r>
-              <w:t>**Data**</w:t>
-            </w:r>
-          </w:p>
-        </w:tc>
-        <w:tc>
-          <w:tcPr>
-            <w:tcW w:type="dxa" w:w="2880"/>
-          </w:tcPr>
-          <w:p>
-            <w:r>
-              <w:t>Character diversity via backend randomization → 10 diverse appearances injected into DALL-E prompts</w:t>
-            </w:r>
-          </w:p>
-        </w:tc>
-        <w:tc>
-          <w:tcPr>
-            <w:tcW w:type="dxa" w:w="2880"/>
-          </w:tcPr>
-          <w:p>
-            <w:r>
-              <w:t>Less user control; but ensures representation without asking sensitive questions</w:t>
-            </w:r>
-          </w:p>
-        </w:tc>
-      </w:tr>
-      <w:tr>
-        <w:tc>
-          <w:tcPr>
-            <w:tcW w:type="dxa" w:w="2880"/>
-          </w:tcPr>
-          <w:p>
-            <w:r>
-              <w:t>**Testing**</w:t>
-            </w:r>
-          </w:p>
-        </w:tc>
-        <w:tc>
-          <w:tcPr>
-            <w:tcW w:type="dxa" w:w="2880"/>
-          </w:tcPr>
-          <w:p>
-            <w:r>
-              <w:t>Strict TDD with pytest + Jest → 117 backend tests, 24 frontend tests</w:t>
-            </w:r>
-          </w:p>
-        </w:tc>
-        <w:tc>
-          <w:tcPr>
-            <w:tcW w:type="dxa" w:w="2880"/>
-          </w:tcPr>
-          <w:p>
-            <w:r>
-              <w:t>Slower initial development; but caught edge cases before demo day</w:t>
-            </w:r>
-          </w:p>
-        </w:tc>
-      </w:tr>
-      <w:tr>
-        <w:tc>
-          <w:tcPr>
-            <w:tcW w:type="dxa" w:w="2880"/>
-          </w:tcPr>
-          <w:p>
-            <w:r>
-              <w:t>**Process**</w:t>
-            </w:r>
-          </w:p>
-        </w:tc>
-        <w:tc>
-          <w:tcPr>
-            <w:tcW w:type="dxa" w:w="2880"/>
-          </w:tcPr>
-          <w:p>
-            <w:r>
-              <w:t>QA verification loop for every story → Catches stereotype reinforcement AI typically amplifies</w:t>
-            </w:r>
-          </w:p>
-        </w:tc>
-        <w:tc>
-          <w:tcPr>
-            <w:tcW w:type="dxa" w:w="2880"/>
-          </w:tcPr>
-          <w:p>
-            <w:r>
-              <w:t>Adds ~3 seconds to generation; but essential for ethical credibility</w:t>
-            </w:r>
-          </w:p>
-        </w:tc>
-      </w:tr>
-      <w:tr>
-        <w:tc>
-          <w:tcPr>
-            <w:tcW w:type="dxa" w:w="2880"/>
-          </w:tcPr>
-          <w:p>
-            <w:r>
-              <w:t>**Accessibility**</w:t>
-            </w:r>
-          </w:p>
-        </w:tc>
-        <w:tc>
-          <w:tcPr>
-            <w:tcW w:type="dxa" w:w="2880"/>
-          </w:tcPr>
-          <w:p>
-            <w:r>
-              <w:t>WCAG AA compliance → Color contrast 4.5:1+ for text, ARIA labels, keyboard navigation</w:t>
-            </w:r>
-          </w:p>
-        </w:tc>
-        <w:tc>
-          <w:tcPr>
-            <w:tcW w:type="dxa" w:w="2880"/>
-          </w:tcPr>
-          <w:p>
-            <w:r>
-              <w:t>Slightly darker colors than original design; but ensures usability for all users</w:t>
-            </w:r>
-          </w:p>
-        </w:tc>
-      </w:tr>
-      <w:tr>
-        <w:tc>
-          <w:tcPr>
-            <w:tcW w:type="dxa" w:w="2880"/>
-          </w:tcPr>
-          <w:p>
-            <w:r>
-              <w:t>**Accessibility**</w:t>
-            </w:r>
-          </w:p>
-        </w:tc>
-        <w:tc>
-          <w:tcPr>
-            <w:tcW w:type="dxa" w:w="2880"/>
-          </w:tcPr>
-          <w:p>
-            <w:r>
-              <w:t>Grade-8 reading level for UI text → Mothers with varying literacy can use the app</w:t>
-            </w:r>
-          </w:p>
-        </w:tc>
-        <w:tc>
-          <w:tcPr>
-            <w:tcW w:type="dxa" w:w="2880"/>
-          </w:tcPr>
-          <w:p>
-            <w:r>
-              <w:t>Simpler vocabulary; but appropriate for target audience</w:t>
-            </w:r>
-          </w:p>
-        </w:tc>
-      </w:tr>
-    </w:tbl>
-    <w:p/>
-    <w:p>
-      <w:r>
-        <w:t>──────────────────────────────────────────────────</w:t>
-      </w:r>
-    </w:p>
-    <w:p/>
-    <w:p>
-      <w:pPr>
-        <w:pStyle w:val="Heading2"/>
-      </w:pPr>
-      <w:r>
-        <w:t>Key Architectural Choices Explained</w:t>
-      </w:r>
-    </w:p>
-    <w:p/>
-    <w:p>
-      <w:pPr>
-        <w:pStyle w:val="Heading3"/>
-      </w:pPr>
-      <w:r>
-        <w:t>Why SSE Over WebSockets?</w:t>
-      </w:r>
-    </w:p>
-    <w:p>
-      <w:r>
-        <w:t>SSE is simpler for one-way server-to-client streaming. We don't need bidirectional communication — the client sends one request and receives a stream of events. SSE also works through corporate firewalls that block WebSocket upgrades.</w:t>
-      </w:r>
-    </w:p>
-    <w:p/>
-    <w:p>
-      <w:pPr>
-        <w:pStyle w:val="Heading3"/>
-      </w:pPr>
-      <w:r>
-        <w:t>Why Separate Models for Different Tasks?</w:t>
-      </w:r>
-    </w:p>
-    <w:p>
-      <w:pPr>
-        <w:pStyle w:val="ListBullet"/>
-      </w:pPr>
-      <w:r>
-        <w:t>**Sonnet 4.6** for story generation: Best balance of quality and speed for creative writing.</w:t>
-      </w:r>
-    </w:p>
-    <w:p>
-      <w:pPr>
-        <w:pStyle w:val="ListBullet"/>
-      </w:pPr>
-      <w:r>
-        <w:t>**Sonnet 4.5** ($3/M tokens): Classification and QA are analytical, not creative. Cheaper and faster.</w:t>
-      </w:r>
-    </w:p>
-    <w:p/>
-    <w:p>
-      <w:r>
-        <w:t>This hybrid approach keeps costs manageable while maintaining story quality.</w:t>
-      </w:r>
-    </w:p>
-    <w:p/>
-    <w:p>
-      <w:pPr>
-        <w:pStyle w:val="Heading3"/>
-      </w:pPr>
-      <w:r>
-        <w:t>Story Generation Model Deliberation (March 2026)</w:t>
-      </w:r>
-    </w:p>
-    <w:p/>
-    <w:p>
-      <w:r>
-        <w:t>The Challenge: Story generation is the heart of EqualTales. We needed to balance:</w:t>
-      </w:r>
-    </w:p>
-    <w:p>
-      <w:pPr>
-        <w:pStyle w:val="ListNumber"/>
-      </w:pPr>
-      <w:r>
-        <w:t>**Story Quality** — Children's counter-stereotype narratives must be emotionally resonant</w:t>
-      </w:r>
-    </w:p>
-    <w:p>
-      <w:pPr>
-        <w:pStyle w:val="ListNumber"/>
-      </w:pPr>
-      <w:r>
-        <w:t>**Wait Time** — Users shouldn't wait too long; judges have limited demo time</w:t>
-      </w:r>
-    </w:p>
-    <w:p/>
-    <w:p>
-      <w:r>
-        <w:t>Models Tested:</w:t>
-      </w:r>
-    </w:p>
-    <w:p/>
-    <w:tbl>
-      <w:tblPr>
-        <w:tblStyle w:val="TableGrid"/>
-        <w:tblW w:type="auto" w:w="0"/>
+        <w:jc w:val="center"/>
         <w:tblLook w:firstColumn="1" w:firstRow="1" w:lastColumn="0" w:lastRow="0" w:noHBand="0" w:noVBand="1" w:val="04A0"/>
       </w:tblPr>
       <w:tblGrid>
@@ -741,8 +78,13 @@
             <w:tcW w:type="dxa" w:w="2160"/>
           </w:tcPr>
           <w:p>
+            <w:r/>
             <w:r>
-              <w:t>Model</w:t>
+              <w:rPr>
+                <w:b/>
+                <w:sz w:val="20"/>
+              </w:rPr>
+              <w:t>#</w:t>
             </w:r>
           </w:p>
         </w:tc>
@@ -751,8 +93,13 @@
             <w:tcW w:type="dxa" w:w="2160"/>
           </w:tcPr>
           <w:p>
+            <w:r/>
             <w:r>
-              <w:t>Generation Time</w:t>
+              <w:rPr>
+                <w:b/>
+                <w:sz w:val="20"/>
+              </w:rPr>
+              <w:t>Category</w:t>
             </w:r>
           </w:p>
         </w:tc>
@@ -761,8 +108,13 @@
             <w:tcW w:type="dxa" w:w="2160"/>
           </w:tcPr>
           <w:p>
+            <w:r/>
             <w:r>
-              <w:t>Story Quality</w:t>
+              <w:rPr>
+                <w:b/>
+                <w:sz w:val="20"/>
+              </w:rPr>
+              <w:t>Decision → Why</w:t>
             </w:r>
           </w:p>
         </w:tc>
@@ -771,8 +123,13 @@
             <w:tcW w:type="dxa" w:w="2160"/>
           </w:tcPr>
           <w:p>
+            <w:r/>
             <w:r>
-              <w:t>User Feedback</w:t>
+              <w:rPr>
+                <w:b/>
+                <w:sz w:val="20"/>
+              </w:rPr>
+              <w:t>Tradeoff</w:t>
             </w:r>
           </w:p>
         </w:tc>
@@ -783,8 +140,12 @@
             <w:tcW w:type="dxa" w:w="2160"/>
           </w:tcPr>
           <w:p>
+            <w:r/>
             <w:r>
-              <w:t>`claude-sonnet-4`</w:t>
+              <w:rPr>
+                <w:sz w:val="20"/>
+              </w:rPr>
+              <w:t>1</w:t>
             </w:r>
           </w:p>
         </w:tc>
@@ -793,8 +154,12 @@
             <w:tcW w:type="dxa" w:w="2160"/>
           </w:tcPr>
           <w:p>
+            <w:r/>
             <w:r>
-              <w:t>~15-20s</w:t>
+              <w:rPr>
+                <w:sz w:val="20"/>
+              </w:rPr>
+              <w:t>Frontend</w:t>
             </w:r>
           </w:p>
         </w:tc>
@@ -803,8 +168,12 @@
             <w:tcW w:type="dxa" w:w="2160"/>
           </w:tcPr>
           <w:p>
+            <w:r/>
             <w:r>
-              <w:t>Good</w:t>
+              <w:rPr>
+                <w:sz w:val="20"/>
+              </w:rPr>
+              <w:t>React 18 with Create React App → Fastest setup for 8-day hackathon; built-in Jest testing</w:t>
             </w:r>
           </w:p>
         </w:tc>
@@ -813,8 +182,12 @@
             <w:tcW w:type="dxa" w:w="2160"/>
           </w:tcPr>
           <w:p>
+            <w:r/>
             <w:r>
-              <w:t>"Stories feel a bit generic"</w:t>
+              <w:rPr>
+                <w:sz w:val="20"/>
+              </w:rPr>
+              <w:t>Slower builds than Vite; larger bundle; but setup time saved was critical</w:t>
             </w:r>
           </w:p>
         </w:tc>
@@ -825,8 +198,12 @@
             <w:tcW w:type="dxa" w:w="2160"/>
           </w:tcPr>
           <w:p>
+            <w:r/>
             <w:r>
-              <w:t>`claude-sonnet-4.5`</w:t>
+              <w:rPr>
+                <w:sz w:val="20"/>
+              </w:rPr>
+              <w:t>2</w:t>
             </w:r>
           </w:p>
         </w:tc>
@@ -835,8 +212,12 @@
             <w:tcW w:type="dxa" w:w="2160"/>
           </w:tcPr>
           <w:p>
+            <w:r/>
             <w:r>
-              <w:t>~20-25s</w:t>
+              <w:rPr>
+                <w:sz w:val="20"/>
+              </w:rPr>
+              <w:t>Backend</w:t>
             </w:r>
           </w:p>
         </w:tc>
@@ -845,8 +226,12 @@
             <w:tcW w:type="dxa" w:w="2160"/>
           </w:tcPr>
           <w:p>
+            <w:r/>
             <w:r>
-              <w:t>Better</w:t>
+              <w:rPr>
+                <w:sz w:val="20"/>
+              </w:rPr>
+              <w:t>Flask over FastAPI → Simpler synchronous code; easier debugging for solo builder</w:t>
             </w:r>
           </w:p>
         </w:tc>
@@ -855,8 +240,12 @@
             <w:tcW w:type="dxa" w:w="2160"/>
           </w:tcPr>
           <w:p>
+            <w:r/>
             <w:r>
-              <w:t>"Improved but still missing depth"</w:t>
+              <w:rPr>
+                <w:sz w:val="20"/>
+              </w:rPr>
+              <w:t>No native async; but SSE works fine with stream_with_context</w:t>
             </w:r>
           </w:p>
         </w:tc>
@@ -867,8 +256,12 @@
             <w:tcW w:type="dxa" w:w="2160"/>
           </w:tcPr>
           <w:p>
+            <w:r/>
             <w:r>
-              <w:t>`claude-sonnet-4.6`</w:t>
+              <w:rPr>
+                <w:sz w:val="20"/>
+              </w:rPr>
+              <w:t>3</w:t>
             </w:r>
           </w:p>
         </w:tc>
@@ -877,8 +270,12 @@
             <w:tcW w:type="dxa" w:w="2160"/>
           </w:tcPr>
           <w:p>
+            <w:r/>
             <w:r>
-              <w:t>~40-50s</w:t>
+              <w:rPr>
+                <w:sz w:val="20"/>
+              </w:rPr>
+              <w:t>AI Agent</w:t>
             </w:r>
           </w:p>
         </w:tc>
@@ -887,8 +284,12 @@
             <w:tcW w:type="dxa" w:w="2160"/>
           </w:tcPr>
           <w:p>
+            <w:r/>
             <w:r>
-              <w:t>Excellent</w:t>
+              <w:rPr>
+                <w:sz w:val="20"/>
+              </w:rPr>
+              <w:t>Goose + FastMCP → Hackathon requirement; MCP protocol provides clean tool boundaries</w:t>
             </w:r>
           </w:p>
         </w:tc>
@@ -897,8 +298,12 @@
             <w:tcW w:type="dxa" w:w="2160"/>
           </w:tcPr>
           <w:p>
+            <w:r/>
             <w:r>
-              <w:t>"Stories are engaging and meaningful"</w:t>
+              <w:rPr>
+                <w:sz w:val="20"/>
+              </w:rPr>
+              <w:t>Adds architectural complexity; but enables autonomous orchestration</w:t>
             </w:r>
           </w:p>
         </w:tc>
@@ -909,8 +314,12 @@
             <w:tcW w:type="dxa" w:w="2160"/>
           </w:tcPr>
           <w:p>
+            <w:r/>
             <w:r>
-              <w:t>`claude-opus-4.6`</w:t>
+              <w:rPr>
+                <w:sz w:val="20"/>
+              </w:rPr>
+              <w:t>4</w:t>
             </w:r>
           </w:p>
         </w:tc>
@@ -919,8 +328,12 @@
             <w:tcW w:type="dxa" w:w="2160"/>
           </w:tcPr>
           <w:p>
+            <w:r/>
             <w:r>
-              <w:t>~60-90s</w:t>
+              <w:rPr>
+                <w:sz w:val="20"/>
+              </w:rPr>
+              <w:t>LLM Routing</w:t>
             </w:r>
           </w:p>
         </w:tc>
@@ -929,7 +342,1631 @@
             <w:tcW w:type="dxa" w:w="2160"/>
           </w:tcPr>
           <w:p>
+            <w:r/>
             <w:r>
+              <w:rPr>
+                <w:sz w:val="20"/>
+              </w:rPr>
+              <w:t>OpenRouter for Claude → Sponsored hackathon credits; unified API for multiple Claude models</w:t>
+            </w:r>
+          </w:p>
+        </w:tc>
+        <w:tc>
+          <w:tcPr>
+            <w:tcW w:type="dxa" w:w="2160"/>
+          </w:tcPr>
+          <w:p>
+            <w:r/>
+            <w:r>
+              <w:rPr>
+                <w:sz w:val="20"/>
+              </w:rPr>
+              <w:t>~100ms additional latency; but essential for budget management</w:t>
+            </w:r>
+          </w:p>
+        </w:tc>
+      </w:tr>
+      <w:tr>
+        <w:tc>
+          <w:tcPr>
+            <w:tcW w:type="dxa" w:w="2160"/>
+          </w:tcPr>
+          <w:p>
+            <w:r/>
+            <w:r>
+              <w:rPr>
+                <w:sz w:val="20"/>
+              </w:rPr>
+              <w:t>5</w:t>
+            </w:r>
+          </w:p>
+        </w:tc>
+        <w:tc>
+          <w:tcPr>
+            <w:tcW w:type="dxa" w:w="2160"/>
+          </w:tcPr>
+          <w:p>
+            <w:r/>
+            <w:r>
+              <w:rPr>
+                <w:sz w:val="20"/>
+              </w:rPr>
+              <w:t>Story Model</w:t>
+            </w:r>
+          </w:p>
+        </w:tc>
+        <w:tc>
+          <w:tcPr>
+            <w:tcW w:type="dxa" w:w="2160"/>
+          </w:tcPr>
+          <w:p>
+            <w:r/>
+            <w:r>
+              <w:rPr>
+                <w:sz w:val="20"/>
+              </w:rPr>
+              <w:t>Claude Opus 4.6 for story generation → Highest quality creative writing for children's narratives</w:t>
+            </w:r>
+          </w:p>
+        </w:tc>
+        <w:tc>
+          <w:tcPr>
+            <w:tcW w:type="dxa" w:w="2160"/>
+          </w:tcPr>
+          <w:p>
+            <w:r/>
+            <w:r>
+              <w:rPr>
+                <w:sz w:val="20"/>
+              </w:rPr>
+              <w:t>~55-60s generation; expensive ($15/M tokens); but story quality is core differentiator</w:t>
+            </w:r>
+          </w:p>
+        </w:tc>
+      </w:tr>
+      <w:tr>
+        <w:tc>
+          <w:tcPr>
+            <w:tcW w:type="dxa" w:w="2160"/>
+          </w:tcPr>
+          <w:p>
+            <w:r/>
+            <w:r>
+              <w:rPr>
+                <w:sz w:val="20"/>
+              </w:rPr>
+              <w:t>6</w:t>
+            </w:r>
+          </w:p>
+        </w:tc>
+        <w:tc>
+          <w:tcPr>
+            <w:tcW w:type="dxa" w:w="2160"/>
+          </w:tcPr>
+          <w:p>
+            <w:r/>
+            <w:r>
+              <w:rPr>
+                <w:sz w:val="20"/>
+              </w:rPr>
+              <w:t>Utility Model</w:t>
+            </w:r>
+          </w:p>
+        </w:tc>
+        <w:tc>
+          <w:tcPr>
+            <w:tcW w:type="dxa" w:w="2160"/>
+          </w:tcPr>
+          <w:p>
+            <w:r/>
+            <w:r>
+              <w:rPr>
+                <w:sz w:val="20"/>
+              </w:rPr>
+              <w:t>Claude Sonnet 4.5 for classification + QA → Faster and cheaper for analytical tasks</w:t>
+            </w:r>
+          </w:p>
+        </w:tc>
+        <w:tc>
+          <w:tcPr>
+            <w:tcW w:type="dxa" w:w="2160"/>
+          </w:tcPr>
+          <w:p>
+            <w:r/>
+            <w:r>
+              <w:rPr>
+                <w:sz w:val="20"/>
+              </w:rPr>
+              <w:t>Lower creativity; but classification/QA don't need creative writing ability</w:t>
+            </w:r>
+          </w:p>
+        </w:tc>
+      </w:tr>
+      <w:tr>
+        <w:tc>
+          <w:tcPr>
+            <w:tcW w:type="dxa" w:w="2160"/>
+          </w:tcPr>
+          <w:p>
+            <w:r/>
+            <w:r>
+              <w:rPr>
+                <w:sz w:val="20"/>
+              </w:rPr>
+              <w:t>7</w:t>
+            </w:r>
+          </w:p>
+        </w:tc>
+        <w:tc>
+          <w:tcPr>
+            <w:tcW w:type="dxa" w:w="2160"/>
+          </w:tcPr>
+          <w:p>
+            <w:r/>
+            <w:r>
+              <w:rPr>
+                <w:sz w:val="20"/>
+              </w:rPr>
+              <w:t>Illustrations</w:t>
+            </w:r>
+          </w:p>
+        </w:tc>
+        <w:tc>
+          <w:tcPr>
+            <w:tcW w:type="dxa" w:w="2160"/>
+          </w:tcPr>
+          <w:p>
+            <w:r/>
+            <w:r>
+              <w:rPr>
+                <w:sz w:val="20"/>
+              </w:rPr>
+              <w:t>DALL-E 3 over Midjourney/SD → Best children's book illustration quality; consistent watercolor style</w:t>
+            </w:r>
+          </w:p>
+        </w:tc>
+        <w:tc>
+          <w:tcPr>
+            <w:tcW w:type="dxa" w:w="2160"/>
+          </w:tcPr>
+          <w:p>
+            <w:r/>
+            <w:r>
+              <w:rPr>
+                <w:sz w:val="20"/>
+              </w:rPr>
+              <w:t>$0.04/image; but illustration quality critical for judges and UX</w:t>
+            </w:r>
+          </w:p>
+        </w:tc>
+      </w:tr>
+      <w:tr>
+        <w:tc>
+          <w:tcPr>
+            <w:tcW w:type="dxa" w:w="2160"/>
+          </w:tcPr>
+          <w:p>
+            <w:r/>
+            <w:r>
+              <w:rPr>
+                <w:sz w:val="20"/>
+              </w:rPr>
+              <w:t>8</w:t>
+            </w:r>
+          </w:p>
+        </w:tc>
+        <w:tc>
+          <w:tcPr>
+            <w:tcW w:type="dxa" w:w="2160"/>
+          </w:tcPr>
+          <w:p>
+            <w:r/>
+            <w:r>
+              <w:rPr>
+                <w:sz w:val="20"/>
+              </w:rPr>
+              <w:t>Streaming</w:t>
+            </w:r>
+          </w:p>
+        </w:tc>
+        <w:tc>
+          <w:tcPr>
+            <w:tcW w:type="dxa" w:w="2160"/>
+          </w:tcPr>
+          <w:p>
+            <w:r/>
+            <w:r>
+              <w:rPr>
+                <w:sz w:val="20"/>
+              </w:rPr>
+              <w:t>SSE over WebSockets → One-way server-to-client; simpler; works through corporate firewalls</w:t>
+            </w:r>
+          </w:p>
+        </w:tc>
+        <w:tc>
+          <w:tcPr>
+            <w:tcW w:type="dxa" w:w="2160"/>
+          </w:tcPr>
+          <w:p>
+            <w:r/>
+            <w:r>
+              <w:rPr>
+                <w:sz w:val="20"/>
+              </w:rPr>
+              <w:t>More complex than polling; but critical for 90-second generation UX</w:t>
+            </w:r>
+          </w:p>
+        </w:tc>
+      </w:tr>
+      <w:tr>
+        <w:tc>
+          <w:tcPr>
+            <w:tcW w:type="dxa" w:w="2160"/>
+          </w:tcPr>
+          <w:p>
+            <w:r/>
+            <w:r>
+              <w:rPr>
+                <w:sz w:val="20"/>
+              </w:rPr>
+              <w:t>9</w:t>
+            </w:r>
+          </w:p>
+        </w:tc>
+        <w:tc>
+          <w:tcPr>
+            <w:tcW w:type="dxa" w:w="2160"/>
+          </w:tcPr>
+          <w:p>
+            <w:r/>
+            <w:r>
+              <w:rPr>
+                <w:sz w:val="20"/>
+              </w:rPr>
+              <w:t>Parallelization</w:t>
+            </w:r>
+          </w:p>
+        </w:tc>
+        <w:tc>
+          <w:tcPr>
+            <w:tcW w:type="dxa" w:w="2160"/>
+          </w:tcPr>
+          <w:p>
+            <w:r/>
+            <w:r>
+              <w:rPr>
+                <w:sz w:val="20"/>
+              </w:rPr>
+              <w:t>ThreadPoolExecutor for illustrations → 5 DALL-E calls + QA run concurrently</w:t>
+            </w:r>
+          </w:p>
+        </w:tc>
+        <w:tc>
+          <w:tcPr>
+            <w:tcW w:type="dxa" w:w="2160"/>
+          </w:tcPr>
+          <w:p>
+            <w:r/>
+            <w:r>
+              <w:rPr>
+                <w:sz w:val="20"/>
+              </w:rPr>
+              <w:t>Higher momentary API load; but saves ~60 seconds off total generation</w:t>
+            </w:r>
+          </w:p>
+        </w:tc>
+      </w:tr>
+      <w:tr>
+        <w:tc>
+          <w:tcPr>
+            <w:tcW w:type="dxa" w:w="2160"/>
+          </w:tcPr>
+          <w:p>
+            <w:r/>
+            <w:r>
+              <w:rPr>
+                <w:sz w:val="20"/>
+              </w:rPr>
+              <w:t>10</w:t>
+            </w:r>
+          </w:p>
+        </w:tc>
+        <w:tc>
+          <w:tcPr>
+            <w:tcW w:type="dxa" w:w="2160"/>
+          </w:tcPr>
+          <w:p>
+            <w:r/>
+            <w:r>
+              <w:rPr>
+                <w:sz w:val="20"/>
+              </w:rPr>
+              <w:t>Precomputed</w:t>
+            </w:r>
+          </w:p>
+        </w:tc>
+        <w:tc>
+          <w:tcPr>
+            <w:tcW w:type="dxa" w:w="2160"/>
+          </w:tcPr>
+          <w:p>
+            <w:r/>
+            <w:r>
+              <w:rPr>
+                <w:sz w:val="20"/>
+              </w:rPr>
+              <w:t>Hardcoded classifications for 10 example buttons → Skip classify API call entirely</w:t>
+            </w:r>
+          </w:p>
+        </w:tc>
+        <w:tc>
+          <w:tcPr>
+            <w:tcW w:type="dxa" w:w="2160"/>
+          </w:tcPr>
+          <w:p>
+            <w:r/>
+            <w:r>
+              <w:rPr>
+                <w:sz w:val="20"/>
+              </w:rPr>
+              <w:t>Two copies to maintain; but saves ~5-8s for the most common demo path</w:t>
+            </w:r>
+          </w:p>
+        </w:tc>
+      </w:tr>
+      <w:tr>
+        <w:tc>
+          <w:tcPr>
+            <w:tcW w:type="dxa" w:w="2160"/>
+          </w:tcPr>
+          <w:p>
+            <w:r/>
+            <w:r>
+              <w:rPr>
+                <w:sz w:val="20"/>
+              </w:rPr>
+              <w:t>11</w:t>
+            </w:r>
+          </w:p>
+        </w:tc>
+        <w:tc>
+          <w:tcPr>
+            <w:tcW w:type="dxa" w:w="2160"/>
+          </w:tcPr>
+          <w:p>
+            <w:r/>
+            <w:r>
+              <w:rPr>
+                <w:sz w:val="20"/>
+              </w:rPr>
+              <w:t>Story Structure</w:t>
+            </w:r>
+          </w:p>
+        </w:tc>
+        <w:tc>
+          <w:tcPr>
+            <w:tcW w:type="dxa" w:w="2160"/>
+          </w:tcPr>
+          <w:p>
+            <w:r/>
+            <w:r>
+              <w:rPr>
+                <w:sz w:val="20"/>
+              </w:rPr>
+              <w:t>5-page arc (Belief→Question→Discovery→Inspiration→New Belief) → Proven storytelling structure</w:t>
+            </w:r>
+          </w:p>
+        </w:tc>
+        <w:tc>
+          <w:tcPr>
+            <w:tcW w:type="dxa" w:w="2160"/>
+          </w:tcPr>
+          <w:p>
+            <w:r/>
+            <w:r>
+              <w:rPr>
+                <w:sz w:val="20"/>
+              </w:rPr>
+              <w:t>Less flexibility; but ensures consistent emotional journey</w:t>
+            </w:r>
+          </w:p>
+        </w:tc>
+      </w:tr>
+      <w:tr>
+        <w:tc>
+          <w:tcPr>
+            <w:tcW w:type="dxa" w:w="2160"/>
+          </w:tcPr>
+          <w:p>
+            <w:r/>
+            <w:r>
+              <w:rPr>
+                <w:sz w:val="20"/>
+              </w:rPr>
+              <w:t>12</w:t>
+            </w:r>
+          </w:p>
+        </w:tc>
+        <w:tc>
+          <w:tcPr>
+            <w:tcW w:type="dxa" w:w="2160"/>
+          </w:tcPr>
+          <w:p>
+            <w:r/>
+            <w:r>
+              <w:rPr>
+                <w:sz w:val="20"/>
+              </w:rPr>
+              <w:t>Knowledge Base</w:t>
+            </w:r>
+          </w:p>
+        </w:tc>
+        <w:tc>
+          <w:tcPr>
+            <w:tcW w:type="dxa" w:w="2160"/>
+          </w:tcPr>
+          <w:p>
+            <w:r/>
+            <w:r>
+              <w:rPr>
+                <w:sz w:val="20"/>
+              </w:rPr>
+              <w:t>50-woman curated JSON → Quality over quantity; manually verified historical accuracy</w:t>
+            </w:r>
+          </w:p>
+        </w:tc>
+        <w:tc>
+          <w:tcPr>
+            <w:tcW w:type="dxa" w:w="2160"/>
+          </w:tcPr>
+          <w:p>
+            <w:r/>
+            <w:r>
+              <w:rPr>
+                <w:sz w:val="20"/>
+              </w:rPr>
+              <w:t>Limited coverage; but ensures every woman's facts are correct</w:t>
+            </w:r>
+          </w:p>
+        </w:tc>
+      </w:tr>
+      <w:tr>
+        <w:tc>
+          <w:tcPr>
+            <w:tcW w:type="dxa" w:w="2160"/>
+          </w:tcPr>
+          <w:p>
+            <w:r/>
+            <w:r>
+              <w:rPr>
+                <w:sz w:val="20"/>
+              </w:rPr>
+              <w:t>13</w:t>
+            </w:r>
+          </w:p>
+        </w:tc>
+        <w:tc>
+          <w:tcPr>
+            <w:tcW w:type="dxa" w:w="2160"/>
+          </w:tcPr>
+          <w:p>
+            <w:r/>
+            <w:r>
+              <w:rPr>
+                <w:sz w:val="20"/>
+              </w:rPr>
+              <w:t>Character Diversity</w:t>
+            </w:r>
+          </w:p>
+        </w:tc>
+        <w:tc>
+          <w:tcPr>
+            <w:tcW w:type="dxa" w:w="2160"/>
+          </w:tcPr>
+          <w:p>
+            <w:r/>
+            <w:r>
+              <w:rPr>
+                <w:sz w:val="20"/>
+              </w:rPr>
+              <w:t>Backend randomization from 10 appearances → Injected into DALL-E prompts</w:t>
+            </w:r>
+          </w:p>
+        </w:tc>
+        <w:tc>
+          <w:tcPr>
+            <w:tcW w:type="dxa" w:w="2160"/>
+          </w:tcPr>
+          <w:p>
+            <w:r/>
+            <w:r>
+              <w:rPr>
+                <w:sz w:val="20"/>
+              </w:rPr>
+              <w:t>Less user control; but ensures representation without asking sensitive questions</w:t>
+            </w:r>
+          </w:p>
+        </w:tc>
+      </w:tr>
+      <w:tr>
+        <w:tc>
+          <w:tcPr>
+            <w:tcW w:type="dxa" w:w="2160"/>
+          </w:tcPr>
+          <w:p>
+            <w:r/>
+            <w:r>
+              <w:rPr>
+                <w:sz w:val="20"/>
+              </w:rPr>
+              <w:t>14</w:t>
+            </w:r>
+          </w:p>
+        </w:tc>
+        <w:tc>
+          <w:tcPr>
+            <w:tcW w:type="dxa" w:w="2160"/>
+          </w:tcPr>
+          <w:p>
+            <w:r/>
+            <w:r>
+              <w:rPr>
+                <w:sz w:val="20"/>
+              </w:rPr>
+              <w:t>Privacy</w:t>
+            </w:r>
+          </w:p>
+        </w:tc>
+        <w:tc>
+          <w:tcPr>
+            <w:tcW w:type="dxa" w:w="2160"/>
+          </w:tcPr>
+          <w:p>
+            <w:r/>
+            <w:r>
+              <w:rPr>
+                <w:sz w:val="20"/>
+              </w:rPr>
+              <w:t>No database, no login, no cookies → Privacy by design; can't leak what we don't store</w:t>
+            </w:r>
+          </w:p>
+        </w:tc>
+        <w:tc>
+          <w:tcPr>
+            <w:tcW w:type="dxa" w:w="2160"/>
+          </w:tcPr>
+          <w:p>
+            <w:r/>
+            <w:r>
+              <w:rPr>
+                <w:sz w:val="20"/>
+              </w:rPr>
+              <w:t>No persistence; but appropriate for demo and eliminates privacy risks</w:t>
+            </w:r>
+          </w:p>
+        </w:tc>
+      </w:tr>
+      <w:tr>
+        <w:tc>
+          <w:tcPr>
+            <w:tcW w:type="dxa" w:w="2160"/>
+          </w:tcPr>
+          <w:p>
+            <w:r/>
+            <w:r>
+              <w:rPr>
+                <w:sz w:val="20"/>
+              </w:rPr>
+              <w:t>15</w:t>
+            </w:r>
+          </w:p>
+        </w:tc>
+        <w:tc>
+          <w:tcPr>
+            <w:tcW w:type="dxa" w:w="2160"/>
+          </w:tcPr>
+          <w:p>
+            <w:r/>
+            <w:r>
+              <w:rPr>
+                <w:sz w:val="20"/>
+              </w:rPr>
+              <w:t>QA Loop</w:t>
+            </w:r>
+          </w:p>
+        </w:tc>
+        <w:tc>
+          <w:tcPr>
+            <w:tcW w:type="dxa" w:w="2160"/>
+          </w:tcPr>
+          <w:p>
+            <w:r/>
+            <w:r>
+              <w:rPr>
+                <w:sz w:val="20"/>
+              </w:rPr>
+              <w:t>AI verification for every story → Catches stereotype reinforcement</w:t>
+            </w:r>
+          </w:p>
+        </w:tc>
+        <w:tc>
+          <w:tcPr>
+            <w:tcW w:type="dxa" w:w="2160"/>
+          </w:tcPr>
+          <w:p>
+            <w:r/>
+            <w:r>
+              <w:rPr>
+                <w:sz w:val="20"/>
+              </w:rPr>
+              <w:t>Adds ~5s to generation; but essential for ethical credibility (EMNLP 2025)</w:t>
+            </w:r>
+          </w:p>
+        </w:tc>
+      </w:tr>
+      <w:tr>
+        <w:tc>
+          <w:tcPr>
+            <w:tcW w:type="dxa" w:w="2160"/>
+          </w:tcPr>
+          <w:p>
+            <w:r/>
+            <w:r>
+              <w:rPr>
+                <w:sz w:val="20"/>
+              </w:rPr>
+              <w:t>16</w:t>
+            </w:r>
+          </w:p>
+        </w:tc>
+        <w:tc>
+          <w:tcPr>
+            <w:tcW w:type="dxa" w:w="2160"/>
+          </w:tcPr>
+          <w:p>
+            <w:r/>
+            <w:r>
+              <w:rPr>
+                <w:sz w:val="20"/>
+              </w:rPr>
+              <w:t>Port</w:t>
+            </w:r>
+          </w:p>
+        </w:tc>
+        <w:tc>
+          <w:tcPr>
+            <w:tcW w:type="dxa" w:w="2160"/>
+          </w:tcPr>
+          <w:p>
+            <w:r/>
+            <w:r>
+              <w:rPr>
+                <w:sz w:val="20"/>
+              </w:rPr>
+              <w:t>Backend on 5001 → macOS AirPlay Receiver uses 5000 by default</w:t>
+            </w:r>
+          </w:p>
+        </w:tc>
+        <w:tc>
+          <w:tcPr>
+            <w:tcW w:type="dxa" w:w="2160"/>
+          </w:tcPr>
+          <w:p>
+            <w:r/>
+            <w:r>
+              <w:rPr>
+                <w:sz w:val="20"/>
+              </w:rPr>
+              <w:t>Non-standard; but avoids "address already in use" errors</w:t>
+            </w:r>
+          </w:p>
+        </w:tc>
+      </w:tr>
+      <w:tr>
+        <w:tc>
+          <w:tcPr>
+            <w:tcW w:type="dxa" w:w="2160"/>
+          </w:tcPr>
+          <w:p>
+            <w:r/>
+            <w:r>
+              <w:rPr>
+                <w:sz w:val="20"/>
+              </w:rPr>
+              <w:t>17</w:t>
+            </w:r>
+          </w:p>
+        </w:tc>
+        <w:tc>
+          <w:tcPr>
+            <w:tcW w:type="dxa" w:w="2160"/>
+          </w:tcPr>
+          <w:p>
+            <w:r/>
+            <w:r>
+              <w:rPr>
+                <w:sz w:val="20"/>
+              </w:rPr>
+              <w:t>Deployment</w:t>
+            </w:r>
+          </w:p>
+        </w:tc>
+        <w:tc>
+          <w:tcPr>
+            <w:tcW w:type="dxa" w:w="2160"/>
+          </w:tcPr>
+          <w:p>
+            <w:r/>
+            <w:r>
+              <w:rPr>
+                <w:sz w:val="20"/>
+              </w:rPr>
+              <w:t>Vercel (frontend) + Render (backend) → Free tier; SSE-compatible; auto-deploy from GitHub</w:t>
+            </w:r>
+          </w:p>
+        </w:tc>
+        <w:tc>
+          <w:tcPr>
+            <w:tcW w:type="dxa" w:w="2160"/>
+          </w:tcPr>
+          <w:p>
+            <w:r/>
+            <w:r>
+              <w:rPr>
+                <w:sz w:val="20"/>
+              </w:rPr>
+              <w:t>Split architecture; but Vercel's serverless times out at 10s (our gen takes 75s)</w:t>
+            </w:r>
+          </w:p>
+        </w:tc>
+      </w:tr>
+      <w:tr>
+        <w:tc>
+          <w:tcPr>
+            <w:tcW w:type="dxa" w:w="2160"/>
+          </w:tcPr>
+          <w:p>
+            <w:r/>
+            <w:r>
+              <w:rPr>
+                <w:sz w:val="20"/>
+              </w:rPr>
+              <w:t>18</w:t>
+            </w:r>
+          </w:p>
+        </w:tc>
+        <w:tc>
+          <w:tcPr>
+            <w:tcW w:type="dxa" w:w="2160"/>
+          </w:tcPr>
+          <w:p>
+            <w:r/>
+            <w:r>
+              <w:rPr>
+                <w:sz w:val="20"/>
+              </w:rPr>
+              <w:t>Accessibility</w:t>
+            </w:r>
+          </w:p>
+        </w:tc>
+        <w:tc>
+          <w:tcPr>
+            <w:tcW w:type="dxa" w:w="2160"/>
+          </w:tcPr>
+          <w:p>
+            <w:r/>
+            <w:r>
+              <w:rPr>
+                <w:sz w:val="20"/>
+              </w:rPr>
+              <w:t>WCAG AA compliance → Color contrast 4.5:1+, ARIA labels, keyboard nav</w:t>
+            </w:r>
+          </w:p>
+        </w:tc>
+        <w:tc>
+          <w:tcPr>
+            <w:tcW w:type="dxa" w:w="2160"/>
+          </w:tcPr>
+          <w:p>
+            <w:r/>
+            <w:r>
+              <w:rPr>
+                <w:sz w:val="20"/>
+              </w:rPr>
+              <w:t>Slightly darker colors; but ensures usability for all</w:t>
+            </w:r>
+          </w:p>
+        </w:tc>
+      </w:tr>
+    </w:tbl>
+    <w:p/>
+    <w:p>
+      <w:r>
+        <w:rPr>
+          <w:color w:val="C8C8C8"/>
+        </w:rPr>
+        <w:t>────────────────────────────────────────────────────────────</w:t>
+      </w:r>
+    </w:p>
+    <w:p>
+      <w:pPr>
+        <w:pStyle w:val="Heading2"/>
+      </w:pPr>
+      <w:r>
+        <w:t>Key Architectural Choices Explained</w:t>
+      </w:r>
+    </w:p>
+    <w:p>
+      <w:pPr>
+        <w:pStyle w:val="Heading3"/>
+      </w:pPr>
+      <w:r>
+        <w:t>Why Goose + MCP?</w:t>
+      </w:r>
+    </w:p>
+    <w:p>
+      <w:r>
+        <w:t xml:space="preserve">EqualTales exposes </w:t>
+      </w:r>
+      <w:r>
+        <w:rPr>
+          <w:b/>
+        </w:rPr>
+        <w:t>5 MCP tools</w:t>
+      </w:r>
+      <w:r>
+        <w:t xml:space="preserve"> via a FastMCP server (</w:t>
+      </w:r>
+      <w:r>
+        <w:rPr>
+          <w:rFonts w:ascii="Consolas" w:hAnsi="Consolas"/>
+          <w:sz w:val="20"/>
+        </w:rPr>
+        <w:t>mcp_server/server.py</w:t>
+      </w:r>
+      <w:r>
+        <w:t>) that Goose can orchestrate autonomously:</w:t>
+      </w:r>
+    </w:p>
+    <w:tbl>
+      <w:tblPr>
+        <w:tblStyle w:val="TableGrid"/>
+        <w:tblW w:type="auto" w:w="0"/>
+        <w:jc w:val="center"/>
+        <w:tblLook w:firstColumn="1" w:firstRow="1" w:lastColumn="0" w:lastRow="0" w:noHBand="0" w:noVBand="1" w:val="04A0"/>
+      </w:tblPr>
+      <w:tblGrid>
+        <w:gridCol w:w="2880"/>
+        <w:gridCol w:w="2880"/>
+        <w:gridCol w:w="2880"/>
+      </w:tblGrid>
+      <w:tr>
+        <w:tc>
+          <w:tcPr>
+            <w:tcW w:type="dxa" w:w="2880"/>
+          </w:tcPr>
+          <w:p>
+            <w:r/>
+            <w:r>
+              <w:rPr>
+                <w:b/>
+                <w:sz w:val="20"/>
+              </w:rPr>
+              <w:t>Tool</w:t>
+            </w:r>
+          </w:p>
+        </w:tc>
+        <w:tc>
+          <w:tcPr>
+            <w:tcW w:type="dxa" w:w="2880"/>
+          </w:tcPr>
+          <w:p>
+            <w:r/>
+            <w:r>
+              <w:rPr>
+                <w:b/>
+                <w:sz w:val="20"/>
+              </w:rPr>
+              <w:t>Model</w:t>
+            </w:r>
+          </w:p>
+        </w:tc>
+        <w:tc>
+          <w:tcPr>
+            <w:tcW w:type="dxa" w:w="2880"/>
+          </w:tcPr>
+          <w:p>
+            <w:r/>
+            <w:r>
+              <w:rPr>
+                <w:b/>
+                <w:sz w:val="20"/>
+              </w:rPr>
+              <w:t>Latency</w:t>
+            </w:r>
+          </w:p>
+        </w:tc>
+      </w:tr>
+      <w:tr>
+        <w:tc>
+          <w:tcPr>
+            <w:tcW w:type="dxa" w:w="2880"/>
+          </w:tcPr>
+          <w:p>
+            <w:r/>
+            <w:r>
+              <w:rPr>
+                <w:sz w:val="20"/>
+              </w:rPr>
+              <w:t>classify_stereotype</w:t>
+            </w:r>
+          </w:p>
+        </w:tc>
+        <w:tc>
+          <w:tcPr>
+            <w:tcW w:type="dxa" w:w="2880"/>
+          </w:tcPr>
+          <w:p>
+            <w:r/>
+            <w:r>
+              <w:rPr>
+                <w:sz w:val="20"/>
+              </w:rPr>
+              <w:t>Claude Sonnet 4.5</w:t>
+            </w:r>
+          </w:p>
+        </w:tc>
+        <w:tc>
+          <w:tcPr>
+            <w:tcW w:type="dxa" w:w="2880"/>
+          </w:tcPr>
+          <w:p>
+            <w:r/>
+            <w:r>
+              <w:rPr>
+                <w:sz w:val="20"/>
+              </w:rPr>
+              <w:t>~3s (or 0s precomputed)</w:t>
+            </w:r>
+          </w:p>
+        </w:tc>
+      </w:tr>
+      <w:tr>
+        <w:tc>
+          <w:tcPr>
+            <w:tcW w:type="dxa" w:w="2880"/>
+          </w:tcPr>
+          <w:p>
+            <w:r/>
+            <w:r>
+              <w:rPr>
+                <w:sz w:val="20"/>
+              </w:rPr>
+              <w:t>match_real_woman</w:t>
+            </w:r>
+          </w:p>
+        </w:tc>
+        <w:tc>
+          <w:tcPr>
+            <w:tcW w:type="dxa" w:w="2880"/>
+          </w:tcPr>
+          <w:p>
+            <w:r/>
+            <w:r>
+              <w:rPr>
+                <w:sz w:val="20"/>
+              </w:rPr>
+              <w:t>Local KB lookup</w:t>
+            </w:r>
+          </w:p>
+        </w:tc>
+        <w:tc>
+          <w:tcPr>
+            <w:tcW w:type="dxa" w:w="2880"/>
+          </w:tcPr>
+          <w:p>
+            <w:r/>
+            <w:r>
+              <w:rPr>
+                <w:sz w:val="20"/>
+              </w:rPr>
+              <w:t>&lt;0.1s</w:t>
+            </w:r>
+          </w:p>
+        </w:tc>
+      </w:tr>
+      <w:tr>
+        <w:tc>
+          <w:tcPr>
+            <w:tcW w:type="dxa" w:w="2880"/>
+          </w:tcPr>
+          <w:p>
+            <w:r/>
+            <w:r>
+              <w:rPr>
+                <w:sz w:val="20"/>
+              </w:rPr>
+              <w:t>generate_story</w:t>
+            </w:r>
+          </w:p>
+        </w:tc>
+        <w:tc>
+          <w:tcPr>
+            <w:tcW w:type="dxa" w:w="2880"/>
+          </w:tcPr>
+          <w:p>
+            <w:r/>
+            <w:r>
+              <w:rPr>
+                <w:sz w:val="20"/>
+              </w:rPr>
+              <w:t>Claude Opus 4.6</w:t>
+            </w:r>
+          </w:p>
+        </w:tc>
+        <w:tc>
+          <w:tcPr>
+            <w:tcW w:type="dxa" w:w="2880"/>
+          </w:tcPr>
+          <w:p>
+            <w:r/>
+            <w:r>
+              <w:rPr>
+                <w:sz w:val="20"/>
+              </w:rPr>
+              <w:t>~55s</w:t>
+            </w:r>
+          </w:p>
+        </w:tc>
+      </w:tr>
+      <w:tr>
+        <w:tc>
+          <w:tcPr>
+            <w:tcW w:type="dxa" w:w="2880"/>
+          </w:tcPr>
+          <w:p>
+            <w:r/>
+            <w:r>
+              <w:rPr>
+                <w:sz w:val="20"/>
+              </w:rPr>
+              <w:t>verify_story</w:t>
+            </w:r>
+          </w:p>
+        </w:tc>
+        <w:tc>
+          <w:tcPr>
+            <w:tcW w:type="dxa" w:w="2880"/>
+          </w:tcPr>
+          <w:p>
+            <w:r/>
+            <w:r>
+              <w:rPr>
+                <w:sz w:val="20"/>
+              </w:rPr>
+              <w:t>Claude Sonnet 4.5</w:t>
+            </w:r>
+          </w:p>
+        </w:tc>
+        <w:tc>
+          <w:tcPr>
+            <w:tcW w:type="dxa" w:w="2880"/>
+          </w:tcPr>
+          <w:p>
+            <w:r/>
+            <w:r>
+              <w:rPr>
+                <w:sz w:val="20"/>
+              </w:rPr>
+              <w:t>~5s</w:t>
+            </w:r>
+          </w:p>
+        </w:tc>
+      </w:tr>
+      <w:tr>
+        <w:tc>
+          <w:tcPr>
+            <w:tcW w:type="dxa" w:w="2880"/>
+          </w:tcPr>
+          <w:p>
+            <w:r/>
+            <w:r>
+              <w:rPr>
+                <w:sz w:val="20"/>
+              </w:rPr>
+              <w:t>generate_illustration</w:t>
+            </w:r>
+          </w:p>
+        </w:tc>
+        <w:tc>
+          <w:tcPr>
+            <w:tcW w:type="dxa" w:w="2880"/>
+          </w:tcPr>
+          <w:p>
+            <w:r/>
+            <w:r>
+              <w:rPr>
+                <w:sz w:val="20"/>
+              </w:rPr>
+              <w:t>DALL-E 3</w:t>
+            </w:r>
+          </w:p>
+        </w:tc>
+        <w:tc>
+          <w:tcPr>
+            <w:tcW w:type="dxa" w:w="2880"/>
+          </w:tcPr>
+          <w:p>
+            <w:r/>
+            <w:r>
+              <w:rPr>
+                <w:sz w:val="20"/>
+              </w:rPr>
+              <w:t>~15s each</w:t>
+            </w:r>
+          </w:p>
+        </w:tc>
+      </w:tr>
+    </w:tbl>
+    <w:p/>
+    <w:p>
+      <w:r>
+        <w:rPr>
+          <w:b/>
+        </w:rPr>
+        <w:t>Two runtime modes:</w:t>
+      </w:r>
+    </w:p>
+    <w:tbl>
+      <w:tblPr>
+        <w:tblStyle w:val="TableGrid"/>
+        <w:tblW w:type="auto" w:w="0"/>
+        <w:jc w:val="center"/>
+        <w:tblLook w:firstColumn="1" w:firstRow="1" w:lastColumn="0" w:lastRow="0" w:noHBand="0" w:noVBand="1" w:val="04A0"/>
+      </w:tblPr>
+      <w:tblGrid>
+        <w:gridCol w:w="2880"/>
+        <w:gridCol w:w="2880"/>
+        <w:gridCol w:w="2880"/>
+      </w:tblGrid>
+      <w:tr>
+        <w:tc>
+          <w:tcPr>
+            <w:tcW w:type="dxa" w:w="2880"/>
+          </w:tcPr>
+          <w:p>
+            <w:r/>
+            <w:r>
+              <w:rPr>
+                <w:b/>
+                <w:sz w:val="20"/>
+              </w:rPr>
+              <w:t>Mode</w:t>
+            </w:r>
+          </w:p>
+        </w:tc>
+        <w:tc>
+          <w:tcPr>
+            <w:tcW w:type="dxa" w:w="2880"/>
+          </w:tcPr>
+          <w:p>
+            <w:r/>
+            <w:r>
+              <w:rPr>
+                <w:b/>
+                <w:sz w:val="20"/>
+              </w:rPr>
+              <w:t>How</w:t>
+            </w:r>
+          </w:p>
+        </w:tc>
+        <w:tc>
+          <w:tcPr>
+            <w:tcW w:type="dxa" w:w="2880"/>
+          </w:tcPr>
+          <w:p>
+            <w:r/>
+            <w:r>
+              <w:rPr>
+                <w:b/>
+                <w:sz w:val="20"/>
+              </w:rPr>
+              <w:t>When</w:t>
+            </w:r>
+          </w:p>
+        </w:tc>
+      </w:tr>
+      <w:tr>
+        <w:tc>
+          <w:tcPr>
+            <w:tcW w:type="dxa" w:w="2880"/>
+          </w:tcPr>
+          <w:p>
+            <w:r/>
+            <w:r>
+              <w:rPr>
+                <w:sz w:val="20"/>
+              </w:rPr>
+              <w:t>Direct (USE_GOOSE=false)</w:t>
+            </w:r>
+          </w:p>
+        </w:tc>
+        <w:tc>
+          <w:tcPr>
+            <w:tcW w:type="dxa" w:w="2880"/>
+          </w:tcPr>
+          <w:p>
+            <w:r/>
+            <w:r>
+              <w:rPr>
+                <w:sz w:val="20"/>
+              </w:rPr>
+              <w:t>Flask imports tool functions directly</w:t>
+            </w:r>
+          </w:p>
+        </w:tc>
+        <w:tc>
+          <w:tcPr>
+            <w:tcW w:type="dxa" w:w="2880"/>
+          </w:tcPr>
+          <w:p>
+            <w:r/>
+            <w:r>
+              <w:rPr>
+                <w:sz w:val="20"/>
+              </w:rPr>
+              <w:t>Production/demo — maximum reliability</w:t>
+            </w:r>
+          </w:p>
+        </w:tc>
+      </w:tr>
+      <w:tr>
+        <w:tc>
+          <w:tcPr>
+            <w:tcW w:type="dxa" w:w="2880"/>
+          </w:tcPr>
+          <w:p>
+            <w:r/>
+            <w:r>
+              <w:rPr>
+                <w:sz w:val="20"/>
+              </w:rPr>
+              <w:t>Goose (USE_GOOSE=true)</w:t>
+            </w:r>
+          </w:p>
+        </w:tc>
+        <w:tc>
+          <w:tcPr>
+            <w:tcW w:type="dxa" w:w="2880"/>
+          </w:tcPr>
+          <w:p>
+            <w:r/>
+            <w:r>
+              <w:rPr>
+                <w:sz w:val="20"/>
+              </w:rPr>
+              <w:t>Goose orchestrates via stdio transport</w:t>
+            </w:r>
+          </w:p>
+        </w:tc>
+        <w:tc>
+          <w:tcPr>
+            <w:tcW w:type="dxa" w:w="2880"/>
+          </w:tcPr>
+          <w:p>
+            <w:r/>
+            <w:r>
+              <w:rPr>
+                <w:sz w:val="20"/>
+              </w:rPr>
+              <w:t>Development — demonstrates full MCP pattern</w:t>
+            </w:r>
+          </w:p>
+        </w:tc>
+      </w:tr>
+    </w:tbl>
+    <w:p/>
+    <w:p>
+      <w:r>
+        <w:t>Both modes execute identical tool code. The difference is the orchestration layer. This is pragmatic engineering: the architecture proves MCP competence; the deployment choice proves production awareness.</w:t>
+      </w:r>
+    </w:p>
+    <w:p>
+      <w:pPr>
+        <w:pStyle w:val="Heading3"/>
+      </w:pPr>
+      <w:r>
+        <w:t>Why Opus 4.6 for Stories?</w:t>
+      </w:r>
+    </w:p>
+    <w:tbl>
+      <w:tblPr>
+        <w:tblStyle w:val="TableGrid"/>
+        <w:tblW w:type="auto" w:w="0"/>
+        <w:jc w:val="center"/>
+        <w:tblLook w:firstColumn="1" w:firstRow="1" w:lastColumn="0" w:lastRow="0" w:noHBand="0" w:noVBand="1" w:val="04A0"/>
+      </w:tblPr>
+      <w:tblGrid>
+        <w:gridCol w:w="2160"/>
+        <w:gridCol w:w="2160"/>
+        <w:gridCol w:w="2160"/>
+        <w:gridCol w:w="2160"/>
+      </w:tblGrid>
+      <w:tr>
+        <w:tc>
+          <w:tcPr>
+            <w:tcW w:type="dxa" w:w="2160"/>
+          </w:tcPr>
+          <w:p>
+            <w:r/>
+            <w:r>
+              <w:rPr>
+                <w:b/>
+                <w:sz w:val="20"/>
+              </w:rPr>
+              <w:t>Model Tested</w:t>
+            </w:r>
+          </w:p>
+        </w:tc>
+        <w:tc>
+          <w:tcPr>
+            <w:tcW w:type="dxa" w:w="2160"/>
+          </w:tcPr>
+          <w:p>
+            <w:r/>
+            <w:r>
+              <w:rPr>
+                <w:b/>
+                <w:sz w:val="20"/>
+              </w:rPr>
+              <w:t>Time</w:t>
+            </w:r>
+          </w:p>
+        </w:tc>
+        <w:tc>
+          <w:tcPr>
+            <w:tcW w:type="dxa" w:w="2160"/>
+          </w:tcPr>
+          <w:p>
+            <w:r/>
+            <w:r>
+              <w:rPr>
+                <w:b/>
+                <w:sz w:val="20"/>
+              </w:rPr>
+              <w:t>Quality</w:t>
+            </w:r>
+          </w:p>
+        </w:tc>
+        <w:tc>
+          <w:tcPr>
+            <w:tcW w:type="dxa" w:w="2160"/>
+          </w:tcPr>
+          <w:p>
+            <w:r/>
+            <w:r>
+              <w:rPr>
+                <w:b/>
+                <w:sz w:val="20"/>
+              </w:rPr>
+              <w:t>Verdict</w:t>
+            </w:r>
+          </w:p>
+        </w:tc>
+      </w:tr>
+      <w:tr>
+        <w:tc>
+          <w:tcPr>
+            <w:tcW w:type="dxa" w:w="2160"/>
+          </w:tcPr>
+          <w:p>
+            <w:r/>
+            <w:r>
+              <w:rPr>
+                <w:sz w:val="20"/>
+              </w:rPr>
+              <w:t>Claude Sonnet 4</w:t>
+            </w:r>
+          </w:p>
+        </w:tc>
+        <w:tc>
+          <w:tcPr>
+            <w:tcW w:type="dxa" w:w="2160"/>
+          </w:tcPr>
+          <w:p>
+            <w:r/>
+            <w:r>
+              <w:rPr>
+                <w:sz w:val="20"/>
+              </w:rPr>
+              <w:t>~15-20s</w:t>
+            </w:r>
+          </w:p>
+        </w:tc>
+        <w:tc>
+          <w:tcPr>
+            <w:tcW w:type="dxa" w:w="2160"/>
+          </w:tcPr>
+          <w:p>
+            <w:r/>
+            <w:r>
+              <w:rPr>
+                <w:sz w:val="20"/>
+              </w:rPr>
+              <w:t>Good</w:t>
+            </w:r>
+          </w:p>
+        </w:tc>
+        <w:tc>
+          <w:tcPr>
+            <w:tcW w:type="dxa" w:w="2160"/>
+          </w:tcPr>
+          <w:p>
+            <w:r/>
+            <w:r>
+              <w:rPr>
+                <w:sz w:val="20"/>
+              </w:rPr>
+              <w:t>"Stories feel generic"</w:t>
+            </w:r>
+          </w:p>
+        </w:tc>
+      </w:tr>
+      <w:tr>
+        <w:tc>
+          <w:tcPr>
+            <w:tcW w:type="dxa" w:w="2160"/>
+          </w:tcPr>
+          <w:p>
+            <w:r/>
+            <w:r>
+              <w:rPr>
+                <w:sz w:val="20"/>
+              </w:rPr>
+              <w:t>Claude Sonnet 4.5</w:t>
+            </w:r>
+          </w:p>
+        </w:tc>
+        <w:tc>
+          <w:tcPr>
+            <w:tcW w:type="dxa" w:w="2160"/>
+          </w:tcPr>
+          <w:p>
+            <w:r/>
+            <w:r>
+              <w:rPr>
+                <w:sz w:val="20"/>
+              </w:rPr>
+              <w:t>~20-25s</w:t>
+            </w:r>
+          </w:p>
+        </w:tc>
+        <w:tc>
+          <w:tcPr>
+            <w:tcW w:type="dxa" w:w="2160"/>
+          </w:tcPr>
+          <w:p>
+            <w:r/>
+            <w:r>
+              <w:rPr>
+                <w:sz w:val="20"/>
+              </w:rPr>
+              <w:t>Better</w:t>
+            </w:r>
+          </w:p>
+        </w:tc>
+        <w:tc>
+          <w:tcPr>
+            <w:tcW w:type="dxa" w:w="2160"/>
+          </w:tcPr>
+          <w:p>
+            <w:r/>
+            <w:r>
+              <w:rPr>
+                <w:sz w:val="20"/>
+              </w:rPr>
+              <w:t>"Missing depth"</w:t>
+            </w:r>
+          </w:p>
+        </w:tc>
+      </w:tr>
+      <w:tr>
+        <w:tc>
+          <w:tcPr>
+            <w:tcW w:type="dxa" w:w="2160"/>
+          </w:tcPr>
+          <w:p>
+            <w:r/>
+            <w:r>
+              <w:rPr>
+                <w:sz w:val="20"/>
+              </w:rPr>
+              <w:t>Claude Sonnet 4.6</w:t>
+            </w:r>
+          </w:p>
+        </w:tc>
+        <w:tc>
+          <w:tcPr>
+            <w:tcW w:type="dxa" w:w="2160"/>
+          </w:tcPr>
+          <w:p>
+            <w:r/>
+            <w:r>
+              <w:rPr>
+                <w:sz w:val="20"/>
+              </w:rPr>
+              <w:t>~40-50s</w:t>
+            </w:r>
+          </w:p>
+        </w:tc>
+        <w:tc>
+          <w:tcPr>
+            <w:tcW w:type="dxa" w:w="2160"/>
+          </w:tcPr>
+          <w:p>
+            <w:r/>
+            <w:r>
+              <w:rPr>
+                <w:sz w:val="20"/>
+              </w:rPr>
+              <w:t>Excellent</w:t>
+            </w:r>
+          </w:p>
+        </w:tc>
+        <w:tc>
+          <w:tcPr>
+            <w:tcW w:type="dxa" w:w="2160"/>
+          </w:tcPr>
+          <w:p>
+            <w:r/>
+            <w:r>
+              <w:rPr>
+                <w:sz w:val="20"/>
+              </w:rPr>
+              <w:t>"Engaging and meaningful"</w:t>
+            </w:r>
+          </w:p>
+        </w:tc>
+      </w:tr>
+      <w:tr>
+        <w:tc>
+          <w:tcPr>
+            <w:tcW w:type="dxa" w:w="2160"/>
+          </w:tcPr>
+          <w:p>
+            <w:r/>
+            <w:r>
+              <w:rPr>
+                <w:sz w:val="20"/>
+              </w:rPr>
+              <w:t>Claude Opus 4.6</w:t>
+            </w:r>
+          </w:p>
+        </w:tc>
+        <w:tc>
+          <w:tcPr>
+            <w:tcW w:type="dxa" w:w="2160"/>
+          </w:tcPr>
+          <w:p>
+            <w:r/>
+            <w:r>
+              <w:rPr>
+                <w:sz w:val="20"/>
+              </w:rPr>
+              <w:t>~55-60s</w:t>
+            </w:r>
+          </w:p>
+        </w:tc>
+        <w:tc>
+          <w:tcPr>
+            <w:tcW w:type="dxa" w:w="2160"/>
+          </w:tcPr>
+          <w:p>
+            <w:r/>
+            <w:r>
+              <w:rPr>
+                <w:sz w:val="20"/>
+              </w:rPr>
               <w:t>Outstanding</w:t>
             </w:r>
           </w:p>
@@ -939,8 +1976,12 @@
             <w:tcW w:type="dxa" w:w="2160"/>
           </w:tcPr>
           <w:p>
+            <w:r/>
             <w:r>
-              <w:t>"Amazing but wait is too long"</w:t>
+              <w:rPr>
+                <w:sz w:val="20"/>
+              </w:rPr>
+              <w:t>Best quality, acceptable wait</w:t>
             </w:r>
           </w:p>
         </w:tc>
@@ -949,136 +1990,316 @@
     <w:p/>
     <w:p>
       <w:r>
-        <w:t>Total Generation Time Breakdown (with Sonnet 4.6):</w:t>
+        <w:t>We chose Opus 4.6 because EqualTales aims to reshape how children perceive gender. A mediocre story won't achieve this mission. The extra time is mitigated by progress indicators, wait tips, and parallel illustration generation.</w:t>
       </w:r>
     </w:p>
     <w:p>
       <w:pPr>
-        <w:pStyle w:val="ListBullet"/>
+        <w:pStyle w:val="Heading3"/>
       </w:pPr>
       <w:r>
-        <w:t>Classification: ~0s (precomputed for examples) or ~10-15s (custom input)</w:t>
+        <w:t>Why SSE Over WebSockets?</w:t>
+      </w:r>
+    </w:p>
+    <w:p>
+      <w:r>
+        <w:t>SSE is simpler for one-way server-to-client streaming. We don't need bidirectional communication — the client sends one request and receives a stream of progress events. SSE also works through corporate firewalls that block WebSocket upgrades.</w:t>
       </w:r>
     </w:p>
     <w:p>
       <w:pPr>
-        <w:pStyle w:val="ListBullet"/>
+        <w:pStyle w:val="Heading3"/>
       </w:pPr>
       <w:r>
-        <w:t>Story generation: ~40-50s</w:t>
+        <w:t>Why Vercel + Render?</w:t>
       </w:r>
     </w:p>
-    <w:p>
-      <w:pPr>
-        <w:pStyle w:val="ListBullet"/>
-      </w:pPr>
-      <w:r>
-        <w:t>5 Illustrations (DALL-E 3): ~30-40s (parallel but rate-limited)</w:t>
-      </w:r>
-    </w:p>
-    <w:p>
-      <w:pPr>
-        <w:pStyle w:val="ListBullet"/>
-      </w:pPr>
-      <w:r>
-        <w:t>**Total: ~70-90s for examples, ~90-110s for custom text**</w:t>
-      </w:r>
-    </w:p>
+    <w:tbl>
+      <w:tblPr>
+        <w:tblStyle w:val="TableGrid"/>
+        <w:tblW w:type="auto" w:w="0"/>
+        <w:jc w:val="center"/>
+        <w:tblLook w:firstColumn="1" w:firstRow="1" w:lastColumn="0" w:lastRow="0" w:noHBand="0" w:noVBand="1" w:val="04A0"/>
+      </w:tblPr>
+      <w:tblGrid>
+        <w:gridCol w:w="2880"/>
+        <w:gridCol w:w="2880"/>
+        <w:gridCol w:w="2880"/>
+      </w:tblGrid>
+      <w:tr>
+        <w:tc>
+          <w:tcPr>
+            <w:tcW w:type="dxa" w:w="2880"/>
+          </w:tcPr>
+          <w:p>
+            <w:r/>
+            <w:r>
+              <w:rPr>
+                <w:b/>
+                <w:sz w:val="20"/>
+              </w:rPr>
+              <w:t>Requirement</w:t>
+            </w:r>
+          </w:p>
+        </w:tc>
+        <w:tc>
+          <w:tcPr>
+            <w:tcW w:type="dxa" w:w="2880"/>
+          </w:tcPr>
+          <w:p>
+            <w:r/>
+            <w:r>
+              <w:rPr>
+                <w:b/>
+                <w:sz w:val="20"/>
+              </w:rPr>
+              <w:t>Vercel (Frontend)</w:t>
+            </w:r>
+          </w:p>
+        </w:tc>
+        <w:tc>
+          <w:tcPr>
+            <w:tcW w:type="dxa" w:w="2880"/>
+          </w:tcPr>
+          <w:p>
+            <w:r/>
+            <w:r>
+              <w:rPr>
+                <w:b/>
+                <w:sz w:val="20"/>
+              </w:rPr>
+              <w:t>Render (Backend)</w:t>
+            </w:r>
+          </w:p>
+        </w:tc>
+      </w:tr>
+      <w:tr>
+        <w:tc>
+          <w:tcPr>
+            <w:tcW w:type="dxa" w:w="2880"/>
+          </w:tcPr>
+          <w:p>
+            <w:r/>
+            <w:r>
+              <w:rPr>
+                <w:sz w:val="20"/>
+              </w:rPr>
+              <w:t>React SPA hosting</w:t>
+            </w:r>
+          </w:p>
+        </w:tc>
+        <w:tc>
+          <w:tcPr>
+            <w:tcW w:type="dxa" w:w="2880"/>
+          </w:tcPr>
+          <w:p>
+            <w:r/>
+            <w:r>
+              <w:rPr>
+                <w:sz w:val="20"/>
+              </w:rPr>
+              <w:t>✅ Global CDN, instant deploys</w:t>
+            </w:r>
+          </w:p>
+        </w:tc>
+        <w:tc>
+          <w:tcPr>
+            <w:tcW w:type="dxa" w:w="2880"/>
+          </w:tcPr>
+          <w:p>
+            <w:r/>
+            <w:r>
+              <w:rPr>
+                <w:sz w:val="20"/>
+              </w:rPr>
+              <w:t>—</w:t>
+            </w:r>
+          </w:p>
+        </w:tc>
+      </w:tr>
+      <w:tr>
+        <w:tc>
+          <w:tcPr>
+            <w:tcW w:type="dxa" w:w="2880"/>
+          </w:tcPr>
+          <w:p>
+            <w:r/>
+            <w:r>
+              <w:rPr>
+                <w:sz w:val="20"/>
+              </w:rPr>
+              <w:t>Python runtime</w:t>
+            </w:r>
+          </w:p>
+        </w:tc>
+        <w:tc>
+          <w:tcPr>
+            <w:tcW w:type="dxa" w:w="2880"/>
+          </w:tcPr>
+          <w:p>
+            <w:r/>
+            <w:r>
+              <w:rPr>
+                <w:sz w:val="20"/>
+              </w:rPr>
+              <w:t>—</w:t>
+            </w:r>
+          </w:p>
+        </w:tc>
+        <w:tc>
+          <w:tcPr>
+            <w:tcW w:type="dxa" w:w="2880"/>
+          </w:tcPr>
+          <w:p>
+            <w:r/>
+            <w:r>
+              <w:rPr>
+                <w:sz w:val="20"/>
+              </w:rPr>
+              <w:t>✅ Native support</w:t>
+            </w:r>
+          </w:p>
+        </w:tc>
+      </w:tr>
+      <w:tr>
+        <w:tc>
+          <w:tcPr>
+            <w:tcW w:type="dxa" w:w="2880"/>
+          </w:tcPr>
+          <w:p>
+            <w:r/>
+            <w:r>
+              <w:rPr>
+                <w:sz w:val="20"/>
+              </w:rPr>
+              <w:t>SSE streaming (75s+)</w:t>
+            </w:r>
+          </w:p>
+        </w:tc>
+        <w:tc>
+          <w:tcPr>
+            <w:tcW w:type="dxa" w:w="2880"/>
+          </w:tcPr>
+          <w:p>
+            <w:r/>
+            <w:r>
+              <w:rPr>
+                <w:sz w:val="20"/>
+              </w:rPr>
+              <w:t>❌ Serverless times out</w:t>
+            </w:r>
+          </w:p>
+        </w:tc>
+        <w:tc>
+          <w:tcPr>
+            <w:tcW w:type="dxa" w:w="2880"/>
+          </w:tcPr>
+          <w:p>
+            <w:r/>
+            <w:r>
+              <w:rPr>
+                <w:sz w:val="20"/>
+              </w:rPr>
+              <w:t>✅ Persistent processes</w:t>
+            </w:r>
+          </w:p>
+        </w:tc>
+      </w:tr>
+      <w:tr>
+        <w:tc>
+          <w:tcPr>
+            <w:tcW w:type="dxa" w:w="2880"/>
+          </w:tcPr>
+          <w:p>
+            <w:r/>
+            <w:r>
+              <w:rPr>
+                <w:sz w:val="20"/>
+              </w:rPr>
+              <w:t>Free tier</w:t>
+            </w:r>
+          </w:p>
+        </w:tc>
+        <w:tc>
+          <w:tcPr>
+            <w:tcW w:type="dxa" w:w="2880"/>
+          </w:tcPr>
+          <w:p>
+            <w:r/>
+            <w:r>
+              <w:rPr>
+                <w:sz w:val="20"/>
+              </w:rPr>
+              <w:t>✅ 100GB bandwidth</w:t>
+            </w:r>
+          </w:p>
+        </w:tc>
+        <w:tc>
+          <w:tcPr>
+            <w:tcW w:type="dxa" w:w="2880"/>
+          </w:tcPr>
+          <w:p>
+            <w:r/>
+            <w:r>
+              <w:rPr>
+                <w:sz w:val="20"/>
+              </w:rPr>
+              <w:t>✅ 750 hours/month</w:t>
+            </w:r>
+          </w:p>
+        </w:tc>
+      </w:tr>
+      <w:tr>
+        <w:tc>
+          <w:tcPr>
+            <w:tcW w:type="dxa" w:w="2880"/>
+          </w:tcPr>
+          <w:p>
+            <w:r/>
+            <w:r>
+              <w:rPr>
+                <w:sz w:val="20"/>
+              </w:rPr>
+              <w:t>HTTPS</w:t>
+            </w:r>
+          </w:p>
+        </w:tc>
+        <w:tc>
+          <w:tcPr>
+            <w:tcW w:type="dxa" w:w="2880"/>
+          </w:tcPr>
+          <w:p>
+            <w:r/>
+            <w:r>
+              <w:rPr>
+                <w:sz w:val="20"/>
+              </w:rPr>
+              <w:t>✅ Automatic</w:t>
+            </w:r>
+          </w:p>
+        </w:tc>
+        <w:tc>
+          <w:tcPr>
+            <w:tcW w:type="dxa" w:w="2880"/>
+          </w:tcPr>
+          <w:p>
+            <w:r/>
+            <w:r>
+              <w:rPr>
+                <w:sz w:val="20"/>
+              </w:rPr>
+              <w:t>✅ Automatic</w:t>
+            </w:r>
+          </w:p>
+        </w:tc>
+      </w:tr>
+    </w:tbl>
     <w:p/>
     <w:p>
       <w:r>
-        <w:t>Decision: Claude Sonnet 4.6</w:t>
+        <w:t>Split architecture matches our local dev setup and each platform's strengths.</w:t>
       </w:r>
     </w:p>
-    <w:p/>
-    <w:p>
-      <w:r>
-        <w:t>We chose Sonnet 4.6 because:</w:t>
-      </w:r>
-    </w:p>
-    <w:p/>
-    <w:p>
-      <w:pPr>
-        <w:pStyle w:val="ListNumber"/>
-      </w:pPr>
-      <w:r>
-        <w:t>**Quality is non-negotiable**: EqualTales aims to reshape how children perceive gender. A mediocre story won't achieve this mission. The extra 20-30 seconds over Sonnet 4 is worth it.</w:t>
-      </w:r>
-    </w:p>
-    <w:p/>
-    <w:p>
-      <w:pPr>
-        <w:pStyle w:val="ListNumber"/>
-      </w:pPr>
-      <w:r>
-        <w:t>**Acceptable total time**: With precomputed classifications for the 10 example buttons and parallel illustration generation, most demos complete in under 90 seconds.</w:t>
-      </w:r>
-    </w:p>
-    <w:p/>
-    <w:p>
-      <w:pPr>
-        <w:pStyle w:val="ListNumber"/>
-      </w:pPr>
-      <w:r>
-        <w:t>**User testing feedback**: Early testers consistently preferred longer waits with better stories over faster, less engaging narratives.</w:t>
-      </w:r>
-    </w:p>
-    <w:p/>
-    <w:p>
-      <w:pPr>
-        <w:pStyle w:val="ListNumber"/>
-      </w:pPr>
-      <w:r>
-        <w:t>**Hackathon judges evaluate quality**: A compelling 80-second story beats a forgettable 40-second one.</w:t>
-      </w:r>
-    </w:p>
-    <w:p/>
-    <w:p>
-      <w:r>
-        <w:t>Mitigations for Wait Time:</w:t>
-      </w:r>
-    </w:p>
-    <w:p>
-      <w:pPr>
-        <w:pStyle w:val="ListBullet"/>
-      </w:pPr>
-      <w:r>
-        <w:t>Progress indicators with 5-step visual feedback</w:t>
-      </w:r>
-    </w:p>
-    <w:p>
-      <w:pPr>
-        <w:pStyle w:val="ListBullet"/>
-      </w:pPr>
-      <w:r>
-        <w:t>"Did you know?" educational tips rotating every 8 seconds</w:t>
-      </w:r>
-    </w:p>
-    <w:p>
-      <w:pPr>
-        <w:pStyle w:val="ListBullet"/>
-      </w:pPr>
-      <w:r>
-        <w:t>"Featuring [Woman's Name]" reveal card to build anticipation</w:t>
-      </w:r>
-    </w:p>
-    <w:p>
-      <w:pPr>
-        <w:pStyle w:val="ListBullet"/>
-      </w:pPr>
-      <w:r>
-        <w:t>Precomputed classifications for example buttons (saves ~25s)</w:t>
-      </w:r>
-    </w:p>
-    <w:p>
-      <w:pPr>
-        <w:pStyle w:val="ListBullet"/>
-      </w:pPr>
-      <w:r>
-        <w:t>QA runs in background after "story ready" (saves ~5-10s perceived time)</w:t>
-      </w:r>
-    </w:p>
-    <w:p/>
     <w:p>
       <w:pPr>
         <w:pStyle w:val="Heading3"/>
@@ -1089,570 +2310,37 @@
     </w:p>
     <w:p>
       <w:r>
-        <w:t>Privacy by design. No user accounts, no stored stories, no tracking. Every story is generated fresh and exists only in the browser session. This eliminates privacy risks and simplifies architecture.</w:t>
-      </w:r>
-    </w:p>
-    <w:p/>
-    <w:p>
-      <w:pPr>
-        <w:pStyle w:val="Heading3"/>
-      </w:pPr>
-      <w:r>
-        <w:t>Why Vercel (Frontend) + Render (Backend)?</w:t>
-      </w:r>
-    </w:p>
-    <w:p/>
-    <w:p>
-      <w:r>
-        <w:t>The Challenge: We needed separate hosting for React frontend and Flask backend because:</w:t>
+        <w:t>Privacy by design. No user accounts, no stored stories, no tracking. Every story is generated fresh and exists only in the browser session. This eliminates privacy risks, simplifies architecture, and means there's nothing to breach.</w:t>
       </w:r>
     </w:p>
     <w:p>
-      <w:pPr>
-        <w:pStyle w:val="ListNumber"/>
-      </w:pPr>
       <w:r>
-        <w:t>Flask requires a Python runtime (not static hosting)</w:t>
+        <w:rPr>
+          <w:color w:val="C8C8C8"/>
+        </w:rPr>
+        <w:t>────────────────────────────────────────────────────────────</w:t>
       </w:r>
     </w:p>
     <w:p>
-      <w:pPr>
-        <w:pStyle w:val="ListNumber"/>
-      </w:pPr>
       <w:r>
-        <w:t>SSE streaming needs long-lived connections</w:t>
+        <w:rPr>
+          <w:i/>
+          <w:color w:val="808080"/>
+          <w:sz w:val="20"/>
+        </w:rPr>
+        <w:t>Decision Log maintained throughout development (Feb 27 – Mar 7, 2026)</w:t>
       </w:r>
     </w:p>
     <w:p>
-      <w:pPr>
-        <w:pStyle w:val="ListNumber"/>
-      </w:pPr>
       <w:r>
-        <w:t>Free tier must support hackathon demo traffic</w:t>
-      </w:r>
-    </w:p>
-    <w:p/>
-    <w:p>
-      <w:r>
-        <w:t>Options Considered:</w:t>
-      </w:r>
-    </w:p>
-    <w:p/>
-    <w:tbl>
-      <w:tblPr>
-        <w:tblStyle w:val="TableGrid"/>
-        <w:tblW w:type="auto" w:w="0"/>
-        <w:tblLook w:firstColumn="1" w:firstRow="1" w:lastColumn="0" w:lastRow="0" w:noHBand="0" w:noVBand="1" w:val="04A0"/>
-      </w:tblPr>
-      <w:tblGrid>
-        <w:gridCol w:w="1728"/>
-        <w:gridCol w:w="1728"/>
-        <w:gridCol w:w="1728"/>
-        <w:gridCol w:w="1728"/>
-        <w:gridCol w:w="1728"/>
-      </w:tblGrid>
-      <w:tr>
-        <w:tc>
-          <w:tcPr>
-            <w:tcW w:type="dxa" w:w="1728"/>
-          </w:tcPr>
-          <w:p>
-            <w:r>
-              <w:t>Platform</w:t>
-            </w:r>
-          </w:p>
-        </w:tc>
-        <w:tc>
-          <w:tcPr>
-            <w:tcW w:type="dxa" w:w="1728"/>
-          </w:tcPr>
-          <w:p>
-            <w:r>
-              <w:t>Frontend</w:t>
-            </w:r>
-          </w:p>
-        </w:tc>
-        <w:tc>
-          <w:tcPr>
-            <w:tcW w:type="dxa" w:w="1728"/>
-          </w:tcPr>
-          <w:p>
-            <w:r>
-              <w:t>Backend</w:t>
-            </w:r>
-          </w:p>
-        </w:tc>
-        <w:tc>
-          <w:tcPr>
-            <w:tcW w:type="dxa" w:w="1728"/>
-          </w:tcPr>
-          <w:p>
-            <w:r>
-              <w:t>SSE Support</w:t>
-            </w:r>
-          </w:p>
-        </w:tc>
-        <w:tc>
-          <w:tcPr>
-            <w:tcW w:type="dxa" w:w="1728"/>
-          </w:tcPr>
-          <w:p>
-            <w:r>
-              <w:t>Free Tier</w:t>
-            </w:r>
-          </w:p>
-        </w:tc>
-      </w:tr>
-      <w:tr>
-        <w:tc>
-          <w:tcPr>
-            <w:tcW w:type="dxa" w:w="1728"/>
-          </w:tcPr>
-          <w:p>
-            <w:r>
-              <w:t>Vercel</w:t>
-            </w:r>
-          </w:p>
-        </w:tc>
-        <w:tc>
-          <w:tcPr>
-            <w:tcW w:type="dxa" w:w="1728"/>
-          </w:tcPr>
-          <w:p>
-            <w:r>
-              <w:t>Excellent</w:t>
-            </w:r>
-          </w:p>
-        </w:tc>
-        <w:tc>
-          <w:tcPr>
-            <w:tcW w:type="dxa" w:w="1728"/>
-          </w:tcPr>
-          <w:p>
-            <w:r>
-              <w:t>Limited (serverless timeout)</w:t>
-            </w:r>
-          </w:p>
-        </w:tc>
-        <w:tc>
-          <w:tcPr>
-            <w:tcW w:type="dxa" w:w="1728"/>
-          </w:tcPr>
-          <w:p>
-            <w:r>
-              <w:t>Poor</w:t>
-            </w:r>
-          </w:p>
-        </w:tc>
-        <w:tc>
-          <w:tcPr>
-            <w:tcW w:type="dxa" w:w="1728"/>
-          </w:tcPr>
-          <w:p>
-            <w:r>
-              <w:t>Generous</w:t>
-            </w:r>
-          </w:p>
-        </w:tc>
-      </w:tr>
-      <w:tr>
-        <w:tc>
-          <w:tcPr>
-            <w:tcW w:type="dxa" w:w="1728"/>
-          </w:tcPr>
-          <w:p>
-            <w:r>
-              <w:t>Render</w:t>
-            </w:r>
-          </w:p>
-        </w:tc>
-        <w:tc>
-          <w:tcPr>
-            <w:tcW w:type="dxa" w:w="1728"/>
-          </w:tcPr>
-          <w:p>
-            <w:r>
-              <w:t>Good</w:t>
-            </w:r>
-          </w:p>
-        </w:tc>
-        <w:tc>
-          <w:tcPr>
-            <w:tcW w:type="dxa" w:w="1728"/>
-          </w:tcPr>
-          <w:p>
-            <w:r>
-              <w:t>Excellent (persistent)</w:t>
-            </w:r>
-          </w:p>
-        </w:tc>
-        <w:tc>
-          <w:tcPr>
-            <w:tcW w:type="dxa" w:w="1728"/>
-          </w:tcPr>
-          <w:p>
-            <w:r>
-              <w:t>Excellent</w:t>
-            </w:r>
-          </w:p>
-        </w:tc>
-        <w:tc>
-          <w:tcPr>
-            <w:tcW w:type="dxa" w:w="1728"/>
-          </w:tcPr>
-          <w:p>
-            <w:r>
-              <w:t>Good</w:t>
-            </w:r>
-          </w:p>
-        </w:tc>
-      </w:tr>
-      <w:tr>
-        <w:tc>
-          <w:tcPr>
-            <w:tcW w:type="dxa" w:w="1728"/>
-          </w:tcPr>
-          <w:p>
-            <w:r>
-              <w:t>Railway</w:t>
-            </w:r>
-          </w:p>
-        </w:tc>
-        <w:tc>
-          <w:tcPr>
-            <w:tcW w:type="dxa" w:w="1728"/>
-          </w:tcPr>
-          <w:p>
-            <w:r>
-              <w:t>Good</w:t>
-            </w:r>
-          </w:p>
-        </w:tc>
-        <w:tc>
-          <w:tcPr>
-            <w:tcW w:type="dxa" w:w="1728"/>
-          </w:tcPr>
-          <w:p>
-            <w:r>
-              <w:t>Good</w:t>
-            </w:r>
-          </w:p>
-        </w:tc>
-        <w:tc>
-          <w:tcPr>
-            <w:tcW w:type="dxa" w:w="1728"/>
-          </w:tcPr>
-          <w:p>
-            <w:r>
-              <w:t>Good</w:t>
-            </w:r>
-          </w:p>
-        </w:tc>
-        <w:tc>
-          <w:tcPr>
-            <w:tcW w:type="dxa" w:w="1728"/>
-          </w:tcPr>
-          <w:p>
-            <w:r>
-              <w:t>Limited free</w:t>
-            </w:r>
-          </w:p>
-        </w:tc>
-      </w:tr>
-      <w:tr>
-        <w:tc>
-          <w:tcPr>
-            <w:tcW w:type="dxa" w:w="1728"/>
-          </w:tcPr>
-          <w:p>
-            <w:r>
-              <w:t>Heroku</w:t>
-            </w:r>
-          </w:p>
-        </w:tc>
-        <w:tc>
-          <w:tcPr>
-            <w:tcW w:type="dxa" w:w="1728"/>
-          </w:tcPr>
-          <w:p>
-            <w:r>
-              <w:t>Good</w:t>
-            </w:r>
-          </w:p>
-        </w:tc>
-        <w:tc>
-          <w:tcPr>
-            <w:tcW w:type="dxa" w:w="1728"/>
-          </w:tcPr>
-          <w:p>
-            <w:r>
-              <w:t>Good</w:t>
-            </w:r>
-          </w:p>
-        </w:tc>
-        <w:tc>
-          <w:tcPr>
-            <w:tcW w:type="dxa" w:w="1728"/>
-          </w:tcPr>
-          <w:p>
-            <w:r>
-              <w:t>Good</w:t>
-            </w:r>
-          </w:p>
-        </w:tc>
-        <w:tc>
-          <w:tcPr>
-            <w:tcW w:type="dxa" w:w="1728"/>
-          </w:tcPr>
-          <w:p>
-            <w:r>
-              <w:t>No free tier</w:t>
-            </w:r>
-          </w:p>
-        </w:tc>
-      </w:tr>
-      <w:tr>
-        <w:tc>
-          <w:tcPr>
-            <w:tcW w:type="dxa" w:w="1728"/>
-          </w:tcPr>
-          <w:p>
-            <w:r>
-              <w:t>Netlify</w:t>
-            </w:r>
-          </w:p>
-        </w:tc>
-        <w:tc>
-          <w:tcPr>
-            <w:tcW w:type="dxa" w:w="1728"/>
-          </w:tcPr>
-          <w:p>
-            <w:r>
-              <w:t>Excellent</w:t>
-            </w:r>
-          </w:p>
-        </w:tc>
-        <w:tc>
-          <w:tcPr>
-            <w:tcW w:type="dxa" w:w="1728"/>
-          </w:tcPr>
-          <w:p>
-            <w:r>
-              <w:t>Limited (functions)</w:t>
-            </w:r>
-          </w:p>
-        </w:tc>
-        <w:tc>
-          <w:tcPr>
-            <w:tcW w:type="dxa" w:w="1728"/>
-          </w:tcPr>
-          <w:p>
-            <w:r>
-              <w:t>Poor</w:t>
-            </w:r>
-          </w:p>
-        </w:tc>
-        <w:tc>
-          <w:tcPr>
-            <w:tcW w:type="dxa" w:w="1728"/>
-          </w:tcPr>
-          <w:p>
-            <w:r>
-              <w:t>Generous</w:t>
-            </w:r>
-          </w:p>
-        </w:tc>
-      </w:tr>
-    </w:tbl>
-    <w:p/>
-    <w:p>
-      <w:r>
-        <w:t>Decision: Vercel for Frontend + Render for Backend</w:t>
-      </w:r>
-    </w:p>
-    <w:p/>
-    <w:p>
-      <w:pPr>
-        <w:pStyle w:val="ListNumber"/>
-      </w:pPr>
-      <w:r>
-        <w:t>**Vercel for React frontend:**</w:t>
-      </w:r>
-    </w:p>
-    <w:p>
-      <w:pPr>
-        <w:pStyle w:val="ListBullet"/>
-      </w:pPr>
-      <w:r>
-        <w:t>Instant deploys from GitHub</w:t>
-      </w:r>
-    </w:p>
-    <w:p>
-      <w:pPr>
-        <w:pStyle w:val="ListBullet"/>
-      </w:pPr>
-      <w:r>
-        <w:t>Global CDN for fast loading</w:t>
-      </w:r>
-    </w:p>
-    <w:p>
-      <w:pPr>
-        <w:pStyle w:val="ListBullet"/>
-      </w:pPr>
-      <w:r>
-        <w:t>Automatic HTTPS</w:t>
-      </w:r>
-    </w:p>
-    <w:p>
-      <w:pPr>
-        <w:pStyle w:val="ListBullet"/>
-      </w:pPr>
-      <w:r>
-        <w:t>Generous free tier (100GB bandwidth)</w:t>
-      </w:r>
-    </w:p>
-    <w:p>
-      <w:pPr>
-        <w:pStyle w:val="ListBullet"/>
-      </w:pPr>
-      <w:r>
-        <w:t>Perfect for static/SPA apps</w:t>
-      </w:r>
-    </w:p>
-    <w:p/>
-    <w:p>
-      <w:pPr>
-        <w:pStyle w:val="ListNumber"/>
-      </w:pPr>
-      <w:r>
-        <w:t>**Render for Flask backend:**</w:t>
-      </w:r>
-    </w:p>
-    <w:p>
-      <w:pPr>
-        <w:pStyle w:val="ListBullet"/>
-      </w:pPr>
-      <w:r>
-        <w:t>Native Python support with persistent processes</w:t>
-      </w:r>
-    </w:p>
-    <w:p>
-      <w:pPr>
-        <w:pStyle w:val="ListBullet"/>
-      </w:pPr>
-      <w:r>
-        <w:t>SSE streaming works without timeout issues</w:t>
-      </w:r>
-    </w:p>
-    <w:p>
-      <w:pPr>
-        <w:pStyle w:val="ListBullet"/>
-      </w:pPr>
-      <w:r>
-        <w:t>Free tier includes 750 hours/month</w:t>
-      </w:r>
-    </w:p>
-    <w:p>
-      <w:pPr>
-        <w:pStyle w:val="ListBullet"/>
-      </w:pPr>
-      <w:r>
-        <w:t>Auto-deploy from GitHub</w:t>
-      </w:r>
-    </w:p>
-    <w:p>
-      <w:pPr>
-        <w:pStyle w:val="ListBullet"/>
-      </w:pPr>
-      <w:r>
-        <w:t>Environment variables for API keys</w:t>
-      </w:r>
-    </w:p>
-    <w:p/>
-    <w:p>
-      <w:pPr>
-        <w:pStyle w:val="ListNumber"/>
-      </w:pPr>
-      <w:r>
-        <w:t>**Why not single platform?**</w:t>
-      </w:r>
-    </w:p>
-    <w:p>
-      <w:pPr>
-        <w:pStyle w:val="ListBullet"/>
-      </w:pPr>
-      <w:r>
-        <w:t>Vercel's serverless functions timeout at 10s (free) / 60s (pro) — our generation takes 75-90s</w:t>
-      </w:r>
-    </w:p>
-    <w:p>
-      <w:pPr>
-        <w:pStyle w:val="ListBullet"/>
-      </w:pPr>
-      <w:r>
-        <w:t>Render's static hosting is less optimized than Vercel's CDN</w:t>
-      </w:r>
-    </w:p>
-    <w:p>
-      <w:pPr>
-        <w:pStyle w:val="ListBullet"/>
-      </w:pPr>
-      <w:r>
-        <w:t>Split architecture matches our local dev setup (ports 3000 + 5001)</w:t>
-      </w:r>
-    </w:p>
-    <w:p/>
-    <w:p>
-      <w:pPr>
-        <w:pStyle w:val="ListNumber"/>
-      </w:pPr>
-      <w:r>
-        <w:t>**CORS Configuration:**</w:t>
-      </w:r>
-    </w:p>
-    <w:p>
-      <w:pPr>
-        <w:pStyle w:val="ListBullet"/>
-      </w:pPr>
-      <w:r>
-        <w:t>Backend allows `https://equaltales.vercel.app` origin</w:t>
-      </w:r>
-    </w:p>
-    <w:p>
-      <w:pPr>
-        <w:pStyle w:val="ListBullet"/>
-      </w:pPr>
-      <w:r>
-        <w:t>Credentials included for SSE streaming</w:t>
-      </w:r>
-    </w:p>
-    <w:p>
-      <w:pPr>
-        <w:pStyle w:val="ListBullet"/>
-      </w:pPr>
-      <w:r>
-        <w:t>Preflight caching for performance</w:t>
-      </w:r>
-    </w:p>
-    <w:p/>
-    <w:p>
-      <w:r>
-        <w:t>──────────────────────────────────────────────────</w:t>
-      </w:r>
-    </w:p>
-    <w:p/>
-    <w:p>
-      <w:r>
-        <w:t>Decision Log maintained throughout development (Feb 27 – Mar 7, 2026)</w:t>
-      </w:r>
-    </w:p>
-    <w:p/>
-    <w:p>
-      <w:r>
+        <w:rPr>
+          <w:i/>
+          <w:color w:val="808080"/>
+          <w:sz w:val="20"/>
+        </w:rPr>
         <w:t>Built for #75HER Challenge | CreateHER Fest 2026</w:t>
       </w:r>
     </w:p>
-    <w:p/>
     <w:sectPr>
       <w:pgSz w:w="12240" w:h="15840"/>
       <w:pgMar w:top="1440" w:right="1800" w:bottom="1440" w:left="1800" w:header="720" w:footer="720" w:gutter="0"/>
